--- a/burocracy/second_submission/Inogamov_ostapiv.docx
+++ b/burocracy/second_submission/Inogamov_ostapiv.docx
@@ -583,7 +583,7 @@
         <w:rPr>
           <w:lang w:val="ru-RU"/>
         </w:rPr>
-        <w:t>председатели</w:t>
+        <w:t>члены</w:t>
       </w:r>
       <w:r>
         <w:rPr>

--- a/burocracy/second_submission/Inogamov_ostapiv.docx
+++ b/burocracy/second_submission/Inogamov_ostapiv.docx
@@ -109,13 +109,23 @@
           <w:szCs w:val="24"/>
         </w:rPr>
       </w:pPr>
-      <w:r>
-        <w:rPr>
-          <w:rFonts w:ascii="Times New Roman" w:hAnsi="Times New Roman" w:cs="Times New Roman"/>
-          <w:sz w:val="24"/>
-          <w:szCs w:val="24"/>
-        </w:rPr>
-        <w:t>Кведеру Виталию Владимировичу</w:t>
+      <w:proofErr w:type="spellStart"/>
+      <w:r>
+        <w:rPr>
+          <w:rFonts w:ascii="Times New Roman" w:hAnsi="Times New Roman" w:cs="Times New Roman"/>
+          <w:sz w:val="24"/>
+          <w:szCs w:val="24"/>
+        </w:rPr>
+        <w:t>Кведеру</w:t>
+      </w:r>
+      <w:proofErr w:type="spellEnd"/>
+      <w:r>
+        <w:rPr>
+          <w:rFonts w:ascii="Times New Roman" w:hAnsi="Times New Roman" w:cs="Times New Roman"/>
+          <w:sz w:val="24"/>
+          <w:szCs w:val="24"/>
+        </w:rPr>
+        <w:t xml:space="preserve"> Виталию Владимировичу</w:t>
       </w:r>
     </w:p>
     <w:p>
@@ -487,13 +497,23 @@
         </w:rPr>
         <w:t xml:space="preserve">______________ / </w:t>
       </w:r>
-      <w:r>
-        <w:rPr>
-          <w:rFonts w:ascii="Times New Roman" w:hAnsi="Times New Roman" w:cs="Times New Roman"/>
-          <w:sz w:val="24"/>
-          <w:szCs w:val="24"/>
-        </w:rPr>
-        <w:t>Иногамов Н.А.</w:t>
+      <w:proofErr w:type="spellStart"/>
+      <w:r>
+        <w:rPr>
+          <w:rFonts w:ascii="Times New Roman" w:hAnsi="Times New Roman" w:cs="Times New Roman"/>
+          <w:sz w:val="24"/>
+          <w:szCs w:val="24"/>
+        </w:rPr>
+        <w:t>Иногамов</w:t>
+      </w:r>
+      <w:proofErr w:type="spellEnd"/>
+      <w:r>
+        <w:rPr>
+          <w:rFonts w:ascii="Times New Roman" w:hAnsi="Times New Roman" w:cs="Times New Roman"/>
+          <w:sz w:val="24"/>
+          <w:szCs w:val="24"/>
+        </w:rPr>
+        <w:t xml:space="preserve"> Н.А.</w:t>
       </w:r>
       <w:r>
         <w:rPr>
@@ -635,8 +655,30 @@
         <w:rPr>
           <w:lang w:val="ru-RU"/>
         </w:rPr>
-        <w:t>ФИО: Иногамов Наиль Алимович</w:t>
-      </w:r>
+        <w:t xml:space="preserve">ФИО: </w:t>
+      </w:r>
+      <w:proofErr w:type="spellStart"/>
+      <w:r>
+        <w:rPr>
+          <w:lang w:val="ru-RU"/>
+        </w:rPr>
+        <w:t>Иногамов</w:t>
+      </w:r>
+      <w:proofErr w:type="spellEnd"/>
+      <w:r>
+        <w:rPr>
+          <w:lang w:val="ru-RU"/>
+        </w:rPr>
+        <w:t xml:space="preserve"> Наиль </w:t>
+      </w:r>
+      <w:proofErr w:type="spellStart"/>
+      <w:r>
+        <w:rPr>
+          <w:lang w:val="ru-RU"/>
+        </w:rPr>
+        <w:t>Алимович</w:t>
+      </w:r>
+      <w:proofErr w:type="spellEnd"/>
     </w:p>
     <w:p>
       <w:pPr>
@@ -676,27 +718,6 @@
           <w:lang w:val="ru-RU"/>
         </w:rPr>
       </w:pPr>
-    </w:p>
-    <w:p>
-      <w:pPr>
-        <w:pStyle w:val="a5"/>
-        <w:ind w:left="118"/>
-      </w:pPr>
-      <w:r>
-        <w:rPr>
-          <w:lang w:val="ru-RU"/>
-        </w:rPr>
-        <w:t>Подразделение:</w:t>
-      </w:r>
-      <w:r>
-        <w:t xml:space="preserve"> </w:t>
-      </w:r>
-      <w:r>
-        <w:rPr>
-          <w:highlight w:val="yellow"/>
-        </w:rPr>
-        <w:t>TBD</w:t>
-      </w:r>
     </w:p>
     <w:p>
       <w:pPr>
@@ -877,7 +898,25 @@
           <w:i/>
           <w:sz w:val="24"/>
         </w:rPr>
-        <w:t>(библиографическая ссылка с указанием квартиля/категории и импакт-фактора журнала, базы данных и DOI)</w:t>
+        <w:t xml:space="preserve">(библиографическая ссылка с указанием квартиля/категории и </w:t>
+      </w:r>
+      <w:proofErr w:type="spellStart"/>
+      <w:r>
+        <w:rPr>
+          <w:rFonts w:ascii="Times New Roman" w:hAnsi="Times New Roman" w:cs="Times New Roman"/>
+          <w:i/>
+          <w:sz w:val="24"/>
+        </w:rPr>
+        <w:t>импакт</w:t>
+      </w:r>
+      <w:proofErr w:type="spellEnd"/>
+      <w:r>
+        <w:rPr>
+          <w:rFonts w:ascii="Times New Roman" w:hAnsi="Times New Roman" w:cs="Times New Roman"/>
+          <w:i/>
+          <w:sz w:val="24"/>
+        </w:rPr>
+        <w:t>-фактора журнала, базы данных и DOI)</w:t>
       </w:r>
     </w:p>
     <w:p>
@@ -885,7 +924,7 @@
         <w:pStyle w:val="a3"/>
         <w:numPr>
           <w:ilvl w:val="0"/>
-          <w:numId w:val="4"/>
+          <w:numId w:val="6"/>
         </w:numPr>
         <w:spacing w:after="0" w:line="240" w:lineRule="auto"/>
         <w:rPr>
@@ -893,12 +932,341 @@
           <w:sz w:val="24"/>
         </w:rPr>
       </w:pPr>
-      <w:r>
-        <w:rPr>
-          <w:rFonts w:ascii="Times New Roman" w:hAnsi="Times New Roman" w:cs="Times New Roman"/>
-          <w:sz w:val="24"/>
-        </w:rPr>
-        <w:t xml:space="preserve">Inogamov N. A., Khokhlov V. A., Romashevskiy S. A., Petrov Yu. V., Zhakhovsky V. V., Ashitkov S. I. Determination of the most important parameters of a metal irradiated by an ultrashort laser pulse // JETP Letters. – 2023. – V. 117. – No. 2. – P. 104-110. DOI: 10.1134/S0021364022603050 </w:t>
+      <w:proofErr w:type="spellStart"/>
+      <w:r>
+        <w:rPr>
+          <w:rFonts w:ascii="Times New Roman" w:hAnsi="Times New Roman" w:cs="Times New Roman"/>
+          <w:sz w:val="24"/>
+        </w:rPr>
+        <w:t>Inogamov</w:t>
+      </w:r>
+      <w:proofErr w:type="spellEnd"/>
+      <w:r>
+        <w:rPr>
+          <w:rFonts w:ascii="Times New Roman" w:hAnsi="Times New Roman" w:cs="Times New Roman"/>
+          <w:sz w:val="24"/>
+        </w:rPr>
+        <w:t xml:space="preserve"> N. A., </w:t>
+      </w:r>
+      <w:proofErr w:type="spellStart"/>
+      <w:r>
+        <w:rPr>
+          <w:rFonts w:ascii="Times New Roman" w:hAnsi="Times New Roman" w:cs="Times New Roman"/>
+          <w:sz w:val="24"/>
+        </w:rPr>
+        <w:t>Khokhlov</w:t>
+      </w:r>
+      <w:proofErr w:type="spellEnd"/>
+      <w:r>
+        <w:rPr>
+          <w:rFonts w:ascii="Times New Roman" w:hAnsi="Times New Roman" w:cs="Times New Roman"/>
+          <w:sz w:val="24"/>
+        </w:rPr>
+        <w:t xml:space="preserve"> V. A., </w:t>
+      </w:r>
+      <w:proofErr w:type="spellStart"/>
+      <w:r>
+        <w:rPr>
+          <w:rFonts w:ascii="Times New Roman" w:hAnsi="Times New Roman" w:cs="Times New Roman"/>
+          <w:sz w:val="24"/>
+        </w:rPr>
+        <w:t>Romashevskiy</w:t>
+      </w:r>
+      <w:proofErr w:type="spellEnd"/>
+      <w:r>
+        <w:rPr>
+          <w:rFonts w:ascii="Times New Roman" w:hAnsi="Times New Roman" w:cs="Times New Roman"/>
+          <w:sz w:val="24"/>
+        </w:rPr>
+        <w:t xml:space="preserve"> S. A., </w:t>
+      </w:r>
+      <w:proofErr w:type="spellStart"/>
+      <w:r>
+        <w:rPr>
+          <w:rFonts w:ascii="Times New Roman" w:hAnsi="Times New Roman" w:cs="Times New Roman"/>
+          <w:sz w:val="24"/>
+        </w:rPr>
+        <w:t>Petrov</w:t>
+      </w:r>
+      <w:proofErr w:type="spellEnd"/>
+      <w:r>
+        <w:rPr>
+          <w:rFonts w:ascii="Times New Roman" w:hAnsi="Times New Roman" w:cs="Times New Roman"/>
+          <w:sz w:val="24"/>
+        </w:rPr>
+        <w:t xml:space="preserve"> </w:t>
+      </w:r>
+      <w:proofErr w:type="spellStart"/>
+      <w:r>
+        <w:rPr>
+          <w:rFonts w:ascii="Times New Roman" w:hAnsi="Times New Roman" w:cs="Times New Roman"/>
+          <w:sz w:val="24"/>
+        </w:rPr>
+        <w:t>Yu</w:t>
+      </w:r>
+      <w:proofErr w:type="spellEnd"/>
+      <w:r>
+        <w:rPr>
+          <w:rFonts w:ascii="Times New Roman" w:hAnsi="Times New Roman" w:cs="Times New Roman"/>
+          <w:sz w:val="24"/>
+        </w:rPr>
+        <w:t xml:space="preserve">. V., </w:t>
+      </w:r>
+      <w:proofErr w:type="spellStart"/>
+      <w:r>
+        <w:rPr>
+          <w:rFonts w:ascii="Times New Roman" w:hAnsi="Times New Roman" w:cs="Times New Roman"/>
+          <w:sz w:val="24"/>
+        </w:rPr>
+        <w:t>Zhakhovsky</w:t>
+      </w:r>
+      <w:proofErr w:type="spellEnd"/>
+      <w:r>
+        <w:rPr>
+          <w:rFonts w:ascii="Times New Roman" w:hAnsi="Times New Roman" w:cs="Times New Roman"/>
+          <w:sz w:val="24"/>
+        </w:rPr>
+        <w:t xml:space="preserve"> V. V., </w:t>
+      </w:r>
+      <w:proofErr w:type="spellStart"/>
+      <w:r>
+        <w:rPr>
+          <w:rFonts w:ascii="Times New Roman" w:hAnsi="Times New Roman" w:cs="Times New Roman"/>
+          <w:sz w:val="24"/>
+        </w:rPr>
+        <w:t>Ashitkov</w:t>
+      </w:r>
+      <w:proofErr w:type="spellEnd"/>
+      <w:r>
+        <w:rPr>
+          <w:rFonts w:ascii="Times New Roman" w:hAnsi="Times New Roman" w:cs="Times New Roman"/>
+          <w:sz w:val="24"/>
+        </w:rPr>
+        <w:t xml:space="preserve"> S. I. </w:t>
+      </w:r>
+      <w:proofErr w:type="spellStart"/>
+      <w:r>
+        <w:rPr>
+          <w:rFonts w:ascii="Times New Roman" w:hAnsi="Times New Roman" w:cs="Times New Roman"/>
+          <w:sz w:val="24"/>
+        </w:rPr>
+        <w:t>Determination</w:t>
+      </w:r>
+      <w:proofErr w:type="spellEnd"/>
+      <w:r>
+        <w:rPr>
+          <w:rFonts w:ascii="Times New Roman" w:hAnsi="Times New Roman" w:cs="Times New Roman"/>
+          <w:sz w:val="24"/>
+        </w:rPr>
+        <w:t xml:space="preserve"> </w:t>
+      </w:r>
+      <w:proofErr w:type="spellStart"/>
+      <w:r>
+        <w:rPr>
+          <w:rFonts w:ascii="Times New Roman" w:hAnsi="Times New Roman" w:cs="Times New Roman"/>
+          <w:sz w:val="24"/>
+        </w:rPr>
+        <w:t>of</w:t>
+      </w:r>
+      <w:proofErr w:type="spellEnd"/>
+      <w:r>
+        <w:rPr>
+          <w:rFonts w:ascii="Times New Roman" w:hAnsi="Times New Roman" w:cs="Times New Roman"/>
+          <w:sz w:val="24"/>
+        </w:rPr>
+        <w:t xml:space="preserve"> </w:t>
+      </w:r>
+      <w:proofErr w:type="spellStart"/>
+      <w:r>
+        <w:rPr>
+          <w:rFonts w:ascii="Times New Roman" w:hAnsi="Times New Roman" w:cs="Times New Roman"/>
+          <w:sz w:val="24"/>
+        </w:rPr>
+        <w:t>the</w:t>
+      </w:r>
+      <w:proofErr w:type="spellEnd"/>
+      <w:r>
+        <w:rPr>
+          <w:rFonts w:ascii="Times New Roman" w:hAnsi="Times New Roman" w:cs="Times New Roman"/>
+          <w:sz w:val="24"/>
+        </w:rPr>
+        <w:t xml:space="preserve"> </w:t>
+      </w:r>
+      <w:proofErr w:type="spellStart"/>
+      <w:r>
+        <w:rPr>
+          <w:rFonts w:ascii="Times New Roman" w:hAnsi="Times New Roman" w:cs="Times New Roman"/>
+          <w:sz w:val="24"/>
+        </w:rPr>
+        <w:t>most</w:t>
+      </w:r>
+      <w:proofErr w:type="spellEnd"/>
+      <w:r>
+        <w:rPr>
+          <w:rFonts w:ascii="Times New Roman" w:hAnsi="Times New Roman" w:cs="Times New Roman"/>
+          <w:sz w:val="24"/>
+        </w:rPr>
+        <w:t xml:space="preserve"> </w:t>
+      </w:r>
+      <w:proofErr w:type="spellStart"/>
+      <w:r>
+        <w:rPr>
+          <w:rFonts w:ascii="Times New Roman" w:hAnsi="Times New Roman" w:cs="Times New Roman"/>
+          <w:sz w:val="24"/>
+        </w:rPr>
+        <w:t>important</w:t>
+      </w:r>
+      <w:proofErr w:type="spellEnd"/>
+      <w:r>
+        <w:rPr>
+          <w:rFonts w:ascii="Times New Roman" w:hAnsi="Times New Roman" w:cs="Times New Roman"/>
+          <w:sz w:val="24"/>
+        </w:rPr>
+        <w:t xml:space="preserve"> </w:t>
+      </w:r>
+      <w:proofErr w:type="spellStart"/>
+      <w:r>
+        <w:rPr>
+          <w:rFonts w:ascii="Times New Roman" w:hAnsi="Times New Roman" w:cs="Times New Roman"/>
+          <w:sz w:val="24"/>
+        </w:rPr>
+        <w:t>parameters</w:t>
+      </w:r>
+      <w:proofErr w:type="spellEnd"/>
+      <w:r>
+        <w:rPr>
+          <w:rFonts w:ascii="Times New Roman" w:hAnsi="Times New Roman" w:cs="Times New Roman"/>
+          <w:sz w:val="24"/>
+        </w:rPr>
+        <w:t xml:space="preserve"> </w:t>
+      </w:r>
+      <w:proofErr w:type="spellStart"/>
+      <w:r>
+        <w:rPr>
+          <w:rFonts w:ascii="Times New Roman" w:hAnsi="Times New Roman" w:cs="Times New Roman"/>
+          <w:sz w:val="24"/>
+        </w:rPr>
+        <w:t>of</w:t>
+      </w:r>
+      <w:proofErr w:type="spellEnd"/>
+      <w:r>
+        <w:rPr>
+          <w:rFonts w:ascii="Times New Roman" w:hAnsi="Times New Roman" w:cs="Times New Roman"/>
+          <w:sz w:val="24"/>
+        </w:rPr>
+        <w:t xml:space="preserve"> a </w:t>
+      </w:r>
+      <w:proofErr w:type="spellStart"/>
+      <w:r>
+        <w:rPr>
+          <w:rFonts w:ascii="Times New Roman" w:hAnsi="Times New Roman" w:cs="Times New Roman"/>
+          <w:sz w:val="24"/>
+        </w:rPr>
+        <w:t>metal</w:t>
+      </w:r>
+      <w:proofErr w:type="spellEnd"/>
+      <w:r>
+        <w:rPr>
+          <w:rFonts w:ascii="Times New Roman" w:hAnsi="Times New Roman" w:cs="Times New Roman"/>
+          <w:sz w:val="24"/>
+        </w:rPr>
+        <w:t xml:space="preserve"> </w:t>
+      </w:r>
+      <w:proofErr w:type="spellStart"/>
+      <w:r>
+        <w:rPr>
+          <w:rFonts w:ascii="Times New Roman" w:hAnsi="Times New Roman" w:cs="Times New Roman"/>
+          <w:sz w:val="24"/>
+        </w:rPr>
+        <w:t>irradiated</w:t>
+      </w:r>
+      <w:proofErr w:type="spellEnd"/>
+      <w:r>
+        <w:rPr>
+          <w:rFonts w:ascii="Times New Roman" w:hAnsi="Times New Roman" w:cs="Times New Roman"/>
+          <w:sz w:val="24"/>
+        </w:rPr>
+        <w:t xml:space="preserve"> </w:t>
+      </w:r>
+      <w:proofErr w:type="spellStart"/>
+      <w:r>
+        <w:rPr>
+          <w:rFonts w:ascii="Times New Roman" w:hAnsi="Times New Roman" w:cs="Times New Roman"/>
+          <w:sz w:val="24"/>
+        </w:rPr>
+        <w:t>by</w:t>
+      </w:r>
+      <w:proofErr w:type="spellEnd"/>
+      <w:r>
+        <w:rPr>
+          <w:rFonts w:ascii="Times New Roman" w:hAnsi="Times New Roman" w:cs="Times New Roman"/>
+          <w:sz w:val="24"/>
+        </w:rPr>
+        <w:t xml:space="preserve"> </w:t>
+      </w:r>
+      <w:proofErr w:type="spellStart"/>
+      <w:r>
+        <w:rPr>
+          <w:rFonts w:ascii="Times New Roman" w:hAnsi="Times New Roman" w:cs="Times New Roman"/>
+          <w:sz w:val="24"/>
+        </w:rPr>
+        <w:t>an</w:t>
+      </w:r>
+      <w:proofErr w:type="spellEnd"/>
+      <w:r>
+        <w:rPr>
+          <w:rFonts w:ascii="Times New Roman" w:hAnsi="Times New Roman" w:cs="Times New Roman"/>
+          <w:sz w:val="24"/>
+        </w:rPr>
+        <w:t xml:space="preserve"> </w:t>
+      </w:r>
+      <w:proofErr w:type="spellStart"/>
+      <w:r>
+        <w:rPr>
+          <w:rFonts w:ascii="Times New Roman" w:hAnsi="Times New Roman" w:cs="Times New Roman"/>
+          <w:sz w:val="24"/>
+        </w:rPr>
+        <w:t>ultrashort</w:t>
+      </w:r>
+      <w:proofErr w:type="spellEnd"/>
+      <w:r>
+        <w:rPr>
+          <w:rFonts w:ascii="Times New Roman" w:hAnsi="Times New Roman" w:cs="Times New Roman"/>
+          <w:sz w:val="24"/>
+        </w:rPr>
+        <w:t xml:space="preserve"> laser </w:t>
+      </w:r>
+      <w:proofErr w:type="spellStart"/>
+      <w:r>
+        <w:rPr>
+          <w:rFonts w:ascii="Times New Roman" w:hAnsi="Times New Roman" w:cs="Times New Roman"/>
+          <w:sz w:val="24"/>
+        </w:rPr>
+        <w:t>pulse</w:t>
+      </w:r>
+      <w:proofErr w:type="spellEnd"/>
+      <w:r>
+        <w:rPr>
+          <w:rFonts w:ascii="Times New Roman" w:hAnsi="Times New Roman" w:cs="Times New Roman"/>
+          <w:sz w:val="24"/>
+        </w:rPr>
+        <w:t xml:space="preserve"> // JETP Letters. – 2023. – V. 117. – No. 2. – P. </w:t>
+      </w:r>
+      <w:proofErr w:type="gramStart"/>
+      <w:r>
+        <w:rPr>
+          <w:rFonts w:ascii="Times New Roman" w:hAnsi="Times New Roman" w:cs="Times New Roman"/>
+          <w:sz w:val="24"/>
+        </w:rPr>
+        <w:t>104-110</w:t>
+      </w:r>
+      <w:proofErr w:type="gramEnd"/>
+      <w:r>
+        <w:rPr>
+          <w:rFonts w:ascii="Times New Roman" w:hAnsi="Times New Roman" w:cs="Times New Roman"/>
+          <w:sz w:val="24"/>
+        </w:rPr>
+        <w:t>. DOI: 10.1134/S0021364022603050 (Q2, IF: 1.3)</w:t>
       </w:r>
     </w:p>
     <w:p>
@@ -906,7 +1274,7 @@
         <w:pStyle w:val="a3"/>
         <w:numPr>
           <w:ilvl w:val="0"/>
-          <w:numId w:val="4"/>
+          <w:numId w:val="6"/>
         </w:numPr>
         <w:spacing w:after="0" w:line="240" w:lineRule="auto"/>
         <w:rPr>
@@ -914,27 +1282,181 @@
           <w:sz w:val="24"/>
         </w:rPr>
       </w:pPr>
-      <w:r>
-        <w:rPr>
-          <w:rFonts w:ascii="Times New Roman" w:hAnsi="Times New Roman" w:cs="Times New Roman"/>
-          <w:sz w:val="24"/>
-        </w:rPr>
-        <w:t xml:space="preserve">Zhakhovsky V. </w:t>
-      </w:r>
-      <w:r>
-        <w:rPr>
-          <w:rFonts w:ascii="Times New Roman" w:hAnsi="Times New Roman" w:cs="Times New Roman"/>
-          <w:sz w:val="24"/>
-          <w:lang w:val="en-US"/>
-        </w:rPr>
-        <w:t>et al.</w:t>
-      </w:r>
-      <w:r>
-        <w:rPr>
-          <w:rFonts w:ascii="Times New Roman" w:hAnsi="Times New Roman" w:cs="Times New Roman"/>
-          <w:sz w:val="24"/>
-        </w:rPr>
-        <w:t xml:space="preserve"> D. Shock-induced melting and crystallization in titanium irradiated by ultrashort laser pulse // Physics of Fluids. – 2023. – V. 35. – No. 9. DOI: 10.1063/5.0165622 </w:t>
+      <w:proofErr w:type="spellStart"/>
+      <w:r>
+        <w:rPr>
+          <w:rFonts w:ascii="Times New Roman" w:hAnsi="Times New Roman" w:cs="Times New Roman"/>
+          <w:sz w:val="24"/>
+        </w:rPr>
+        <w:t>Zhakhovsky</w:t>
+      </w:r>
+      <w:proofErr w:type="spellEnd"/>
+      <w:r>
+        <w:rPr>
+          <w:rFonts w:ascii="Times New Roman" w:hAnsi="Times New Roman" w:cs="Times New Roman"/>
+          <w:sz w:val="24"/>
+        </w:rPr>
+        <w:t xml:space="preserve"> V. et al. D. </w:t>
+      </w:r>
+      <w:proofErr w:type="spellStart"/>
+      <w:r>
+        <w:rPr>
+          <w:rFonts w:ascii="Times New Roman" w:hAnsi="Times New Roman" w:cs="Times New Roman"/>
+          <w:sz w:val="24"/>
+        </w:rPr>
+        <w:t>Shock</w:t>
+      </w:r>
+      <w:proofErr w:type="spellEnd"/>
+      <w:r>
+        <w:rPr>
+          <w:rFonts w:ascii="Times New Roman" w:hAnsi="Times New Roman" w:cs="Times New Roman"/>
+          <w:sz w:val="24"/>
+        </w:rPr>
+        <w:t xml:space="preserve">-induced </w:t>
+      </w:r>
+      <w:proofErr w:type="spellStart"/>
+      <w:r>
+        <w:rPr>
+          <w:rFonts w:ascii="Times New Roman" w:hAnsi="Times New Roman" w:cs="Times New Roman"/>
+          <w:sz w:val="24"/>
+        </w:rPr>
+        <w:t>melting</w:t>
+      </w:r>
+      <w:proofErr w:type="spellEnd"/>
+      <w:r>
+        <w:rPr>
+          <w:rFonts w:ascii="Times New Roman" w:hAnsi="Times New Roman" w:cs="Times New Roman"/>
+          <w:sz w:val="24"/>
+        </w:rPr>
+        <w:t xml:space="preserve"> and </w:t>
+      </w:r>
+      <w:proofErr w:type="spellStart"/>
+      <w:r>
+        <w:rPr>
+          <w:rFonts w:ascii="Times New Roman" w:hAnsi="Times New Roman" w:cs="Times New Roman"/>
+          <w:sz w:val="24"/>
+        </w:rPr>
+        <w:t>crystallization</w:t>
+      </w:r>
+      <w:proofErr w:type="spellEnd"/>
+      <w:r>
+        <w:rPr>
+          <w:rFonts w:ascii="Times New Roman" w:hAnsi="Times New Roman" w:cs="Times New Roman"/>
+          <w:sz w:val="24"/>
+        </w:rPr>
+        <w:t xml:space="preserve"> in </w:t>
+      </w:r>
+      <w:proofErr w:type="spellStart"/>
+      <w:r>
+        <w:rPr>
+          <w:rFonts w:ascii="Times New Roman" w:hAnsi="Times New Roman" w:cs="Times New Roman"/>
+          <w:sz w:val="24"/>
+        </w:rPr>
+        <w:t>titanium</w:t>
+      </w:r>
+      <w:proofErr w:type="spellEnd"/>
+      <w:r>
+        <w:rPr>
+          <w:rFonts w:ascii="Times New Roman" w:hAnsi="Times New Roman" w:cs="Times New Roman"/>
+          <w:sz w:val="24"/>
+        </w:rPr>
+        <w:t xml:space="preserve"> </w:t>
+      </w:r>
+      <w:proofErr w:type="spellStart"/>
+      <w:r>
+        <w:rPr>
+          <w:rFonts w:ascii="Times New Roman" w:hAnsi="Times New Roman" w:cs="Times New Roman"/>
+          <w:sz w:val="24"/>
+        </w:rPr>
+        <w:t>irradiated</w:t>
+      </w:r>
+      <w:proofErr w:type="spellEnd"/>
+      <w:r>
+        <w:rPr>
+          <w:rFonts w:ascii="Times New Roman" w:hAnsi="Times New Roman" w:cs="Times New Roman"/>
+          <w:sz w:val="24"/>
+        </w:rPr>
+        <w:t xml:space="preserve"> </w:t>
+      </w:r>
+      <w:proofErr w:type="spellStart"/>
+      <w:r>
+        <w:rPr>
+          <w:rFonts w:ascii="Times New Roman" w:hAnsi="Times New Roman" w:cs="Times New Roman"/>
+          <w:sz w:val="24"/>
+        </w:rPr>
+        <w:t>by</w:t>
+      </w:r>
+      <w:proofErr w:type="spellEnd"/>
+      <w:r>
+        <w:rPr>
+          <w:rFonts w:ascii="Times New Roman" w:hAnsi="Times New Roman" w:cs="Times New Roman"/>
+          <w:sz w:val="24"/>
+        </w:rPr>
+        <w:t xml:space="preserve"> </w:t>
+      </w:r>
+      <w:proofErr w:type="spellStart"/>
+      <w:r>
+        <w:rPr>
+          <w:rFonts w:ascii="Times New Roman" w:hAnsi="Times New Roman" w:cs="Times New Roman"/>
+          <w:sz w:val="24"/>
+        </w:rPr>
+        <w:t>ultrashort</w:t>
+      </w:r>
+      <w:proofErr w:type="spellEnd"/>
+      <w:r>
+        <w:rPr>
+          <w:rFonts w:ascii="Times New Roman" w:hAnsi="Times New Roman" w:cs="Times New Roman"/>
+          <w:sz w:val="24"/>
+        </w:rPr>
+        <w:t xml:space="preserve"> laser </w:t>
+      </w:r>
+      <w:proofErr w:type="spellStart"/>
+      <w:r>
+        <w:rPr>
+          <w:rFonts w:ascii="Times New Roman" w:hAnsi="Times New Roman" w:cs="Times New Roman"/>
+          <w:sz w:val="24"/>
+        </w:rPr>
+        <w:t>pulse</w:t>
+      </w:r>
+      <w:proofErr w:type="spellEnd"/>
+      <w:r>
+        <w:rPr>
+          <w:rFonts w:ascii="Times New Roman" w:hAnsi="Times New Roman" w:cs="Times New Roman"/>
+          <w:sz w:val="24"/>
+        </w:rPr>
+        <w:t xml:space="preserve"> // Physics </w:t>
+      </w:r>
+      <w:proofErr w:type="spellStart"/>
+      <w:r>
+        <w:rPr>
+          <w:rFonts w:ascii="Times New Roman" w:hAnsi="Times New Roman" w:cs="Times New Roman"/>
+          <w:sz w:val="24"/>
+        </w:rPr>
+        <w:t>of</w:t>
+      </w:r>
+      <w:proofErr w:type="spellEnd"/>
+      <w:r>
+        <w:rPr>
+          <w:rFonts w:ascii="Times New Roman" w:hAnsi="Times New Roman" w:cs="Times New Roman"/>
+          <w:sz w:val="24"/>
+        </w:rPr>
+        <w:t xml:space="preserve"> </w:t>
+      </w:r>
+      <w:proofErr w:type="spellStart"/>
+      <w:r>
+        <w:rPr>
+          <w:rFonts w:ascii="Times New Roman" w:hAnsi="Times New Roman" w:cs="Times New Roman"/>
+          <w:sz w:val="24"/>
+        </w:rPr>
+        <w:t>Fluids</w:t>
+      </w:r>
+      <w:proofErr w:type="spellEnd"/>
+      <w:r>
+        <w:rPr>
+          <w:rFonts w:ascii="Times New Roman" w:hAnsi="Times New Roman" w:cs="Times New Roman"/>
+          <w:sz w:val="24"/>
+        </w:rPr>
+        <w:t>. – 2023. – V. 35. – No. 9. DOI: 10.1063/5.0165622 (Q1, IF: 4.1)</w:t>
       </w:r>
     </w:p>
     <w:p>
@@ -942,7 +1464,7 @@
         <w:pStyle w:val="a3"/>
         <w:numPr>
           <w:ilvl w:val="0"/>
-          <w:numId w:val="4"/>
+          <w:numId w:val="6"/>
         </w:numPr>
         <w:spacing w:after="0" w:line="240" w:lineRule="auto"/>
         <w:rPr>
@@ -950,27 +1472,165 @@
           <w:sz w:val="24"/>
         </w:rPr>
       </w:pPr>
-      <w:r>
-        <w:rPr>
-          <w:rFonts w:ascii="Times New Roman" w:hAnsi="Times New Roman" w:cs="Times New Roman"/>
-          <w:sz w:val="24"/>
-        </w:rPr>
-        <w:t>Makarov S. S</w:t>
-      </w:r>
-      <w:r>
-        <w:rPr>
-          <w:rFonts w:ascii="Times New Roman" w:hAnsi="Times New Roman" w:cs="Times New Roman"/>
-          <w:sz w:val="24"/>
-          <w:lang w:val="en-US"/>
-        </w:rPr>
-        <w:t xml:space="preserve"> et al.</w:t>
-      </w:r>
-      <w:r>
-        <w:rPr>
-          <w:rFonts w:ascii="Times New Roman" w:hAnsi="Times New Roman" w:cs="Times New Roman"/>
-          <w:sz w:val="24"/>
-        </w:rPr>
-        <w:t xml:space="preserve"> Damage threshold of LiF crystal irradiated by femtosecond hard XFEL pulse sequence // Optics Express. – 2023. – V. 31. – No. 16. – P. 26395. DOI: 10.1364/OE.486868 </w:t>
+      <w:proofErr w:type="spellStart"/>
+      <w:r>
+        <w:rPr>
+          <w:rFonts w:ascii="Times New Roman" w:hAnsi="Times New Roman" w:cs="Times New Roman"/>
+          <w:sz w:val="24"/>
+        </w:rPr>
+        <w:t>Makarov</w:t>
+      </w:r>
+      <w:proofErr w:type="spellEnd"/>
+      <w:r>
+        <w:rPr>
+          <w:rFonts w:ascii="Times New Roman" w:hAnsi="Times New Roman" w:cs="Times New Roman"/>
+          <w:sz w:val="24"/>
+        </w:rPr>
+        <w:t xml:space="preserve"> S. S et al. Damage threshold </w:t>
+      </w:r>
+      <w:proofErr w:type="spellStart"/>
+      <w:r>
+        <w:rPr>
+          <w:rFonts w:ascii="Times New Roman" w:hAnsi="Times New Roman" w:cs="Times New Roman"/>
+          <w:sz w:val="24"/>
+        </w:rPr>
+        <w:t>of</w:t>
+      </w:r>
+      <w:proofErr w:type="spellEnd"/>
+      <w:r>
+        <w:rPr>
+          <w:rFonts w:ascii="Times New Roman" w:hAnsi="Times New Roman" w:cs="Times New Roman"/>
+          <w:sz w:val="24"/>
+        </w:rPr>
+        <w:t xml:space="preserve"> </w:t>
+      </w:r>
+      <w:proofErr w:type="spellStart"/>
+      <w:r>
+        <w:rPr>
+          <w:rFonts w:ascii="Times New Roman" w:hAnsi="Times New Roman" w:cs="Times New Roman"/>
+          <w:sz w:val="24"/>
+        </w:rPr>
+        <w:t>LiF</w:t>
+      </w:r>
+      <w:proofErr w:type="spellEnd"/>
+      <w:r>
+        <w:rPr>
+          <w:rFonts w:ascii="Times New Roman" w:hAnsi="Times New Roman" w:cs="Times New Roman"/>
+          <w:sz w:val="24"/>
+        </w:rPr>
+        <w:t xml:space="preserve"> </w:t>
+      </w:r>
+      <w:proofErr w:type="spellStart"/>
+      <w:r>
+        <w:rPr>
+          <w:rFonts w:ascii="Times New Roman" w:hAnsi="Times New Roman" w:cs="Times New Roman"/>
+          <w:sz w:val="24"/>
+        </w:rPr>
+        <w:t>crystal</w:t>
+      </w:r>
+      <w:proofErr w:type="spellEnd"/>
+      <w:r>
+        <w:rPr>
+          <w:rFonts w:ascii="Times New Roman" w:hAnsi="Times New Roman" w:cs="Times New Roman"/>
+          <w:sz w:val="24"/>
+        </w:rPr>
+        <w:t xml:space="preserve"> </w:t>
+      </w:r>
+      <w:proofErr w:type="spellStart"/>
+      <w:r>
+        <w:rPr>
+          <w:rFonts w:ascii="Times New Roman" w:hAnsi="Times New Roman" w:cs="Times New Roman"/>
+          <w:sz w:val="24"/>
+        </w:rPr>
+        <w:t>irradiated</w:t>
+      </w:r>
+      <w:proofErr w:type="spellEnd"/>
+      <w:r>
+        <w:rPr>
+          <w:rFonts w:ascii="Times New Roman" w:hAnsi="Times New Roman" w:cs="Times New Roman"/>
+          <w:sz w:val="24"/>
+        </w:rPr>
+        <w:t xml:space="preserve"> </w:t>
+      </w:r>
+      <w:proofErr w:type="spellStart"/>
+      <w:r>
+        <w:rPr>
+          <w:rFonts w:ascii="Times New Roman" w:hAnsi="Times New Roman" w:cs="Times New Roman"/>
+          <w:sz w:val="24"/>
+        </w:rPr>
+        <w:t>by</w:t>
+      </w:r>
+      <w:proofErr w:type="spellEnd"/>
+      <w:r>
+        <w:rPr>
+          <w:rFonts w:ascii="Times New Roman" w:hAnsi="Times New Roman" w:cs="Times New Roman"/>
+          <w:sz w:val="24"/>
+        </w:rPr>
+        <w:t xml:space="preserve"> </w:t>
+      </w:r>
+      <w:proofErr w:type="spellStart"/>
+      <w:r>
+        <w:rPr>
+          <w:rFonts w:ascii="Times New Roman" w:hAnsi="Times New Roman" w:cs="Times New Roman"/>
+          <w:sz w:val="24"/>
+        </w:rPr>
+        <w:t>femtosecond</w:t>
+      </w:r>
+      <w:proofErr w:type="spellEnd"/>
+      <w:r>
+        <w:rPr>
+          <w:rFonts w:ascii="Times New Roman" w:hAnsi="Times New Roman" w:cs="Times New Roman"/>
+          <w:sz w:val="24"/>
+        </w:rPr>
+        <w:t xml:space="preserve"> </w:t>
+      </w:r>
+      <w:proofErr w:type="spellStart"/>
+      <w:r>
+        <w:rPr>
+          <w:rFonts w:ascii="Times New Roman" w:hAnsi="Times New Roman" w:cs="Times New Roman"/>
+          <w:sz w:val="24"/>
+        </w:rPr>
+        <w:t>hard</w:t>
+      </w:r>
+      <w:proofErr w:type="spellEnd"/>
+      <w:r>
+        <w:rPr>
+          <w:rFonts w:ascii="Times New Roman" w:hAnsi="Times New Roman" w:cs="Times New Roman"/>
+          <w:sz w:val="24"/>
+        </w:rPr>
+        <w:t xml:space="preserve"> XFEL </w:t>
+      </w:r>
+      <w:proofErr w:type="spellStart"/>
+      <w:r>
+        <w:rPr>
+          <w:rFonts w:ascii="Times New Roman" w:hAnsi="Times New Roman" w:cs="Times New Roman"/>
+          <w:sz w:val="24"/>
+        </w:rPr>
+        <w:t>pulse</w:t>
+      </w:r>
+      <w:proofErr w:type="spellEnd"/>
+      <w:r>
+        <w:rPr>
+          <w:rFonts w:ascii="Times New Roman" w:hAnsi="Times New Roman" w:cs="Times New Roman"/>
+          <w:sz w:val="24"/>
+        </w:rPr>
+        <w:t xml:space="preserve"> </w:t>
+      </w:r>
+      <w:proofErr w:type="spellStart"/>
+      <w:r>
+        <w:rPr>
+          <w:rFonts w:ascii="Times New Roman" w:hAnsi="Times New Roman" w:cs="Times New Roman"/>
+          <w:sz w:val="24"/>
+        </w:rPr>
+        <w:t>sequence</w:t>
+      </w:r>
+      <w:proofErr w:type="spellEnd"/>
+      <w:r>
+        <w:rPr>
+          <w:rFonts w:ascii="Times New Roman" w:hAnsi="Times New Roman" w:cs="Times New Roman"/>
+          <w:sz w:val="24"/>
+        </w:rPr>
+        <w:t xml:space="preserve"> // Optics Express. – 2023. – V. 31. – No. 16. – P. 26395. DOI: 10.1364/OE.486868 (Q1, IF: 3.3)</w:t>
       </w:r>
     </w:p>
     <w:p>
@@ -978,7 +1638,7 @@
         <w:pStyle w:val="a3"/>
         <w:numPr>
           <w:ilvl w:val="0"/>
-          <w:numId w:val="4"/>
+          <w:numId w:val="6"/>
         </w:numPr>
         <w:spacing w:after="0" w:line="240" w:lineRule="auto"/>
         <w:rPr>
@@ -986,42 +1646,197 @@
           <w:sz w:val="24"/>
         </w:rPr>
       </w:pPr>
-      <w:r>
-        <w:rPr>
-          <w:rFonts w:ascii="Times New Roman" w:hAnsi="Times New Roman" w:cs="Times New Roman"/>
-          <w:sz w:val="24"/>
-        </w:rPr>
-        <w:t>Makarov S. S.</w:t>
-      </w:r>
-      <w:r>
-        <w:rPr>
-          <w:rFonts w:ascii="Times New Roman" w:hAnsi="Times New Roman" w:cs="Times New Roman"/>
-          <w:sz w:val="24"/>
-          <w:lang w:val="en-US"/>
-        </w:rPr>
-        <w:t>et</w:t>
-      </w:r>
-      <w:r>
-        <w:rPr>
-          <w:rFonts w:ascii="Times New Roman" w:hAnsi="Times New Roman" w:cs="Times New Roman"/>
-          <w:sz w:val="24"/>
-        </w:rPr>
-        <w:t>.</w:t>
-      </w:r>
-      <w:r>
-        <w:rPr>
-          <w:rFonts w:ascii="Times New Roman" w:hAnsi="Times New Roman" w:cs="Times New Roman"/>
-          <w:sz w:val="24"/>
-          <w:lang w:val="en-US"/>
-        </w:rPr>
-        <w:t xml:space="preserve"> al.</w:t>
-      </w:r>
-      <w:r>
-        <w:rPr>
-          <w:rFonts w:ascii="Times New Roman" w:hAnsi="Times New Roman" w:cs="Times New Roman"/>
-          <w:sz w:val="24"/>
-        </w:rPr>
-        <w:t xml:space="preserve"> Formation of high-aspect-ratio nanocavity in LiF crystal using a femtosecond X-ray free-electron laser pulse // Nature Communications. – 2025. – V. 16. – No. 1. DOI: 10.1038/s41467-025-66481-6 </w:t>
+      <w:proofErr w:type="spellStart"/>
+      <w:r>
+        <w:rPr>
+          <w:rFonts w:ascii="Times New Roman" w:hAnsi="Times New Roman" w:cs="Times New Roman"/>
+          <w:sz w:val="24"/>
+        </w:rPr>
+        <w:t>Makarov</w:t>
+      </w:r>
+      <w:proofErr w:type="spellEnd"/>
+      <w:r>
+        <w:rPr>
+          <w:rFonts w:ascii="Times New Roman" w:hAnsi="Times New Roman" w:cs="Times New Roman"/>
+          <w:sz w:val="24"/>
+        </w:rPr>
+        <w:t xml:space="preserve"> S. S.et. al. </w:t>
+      </w:r>
+      <w:proofErr w:type="spellStart"/>
+      <w:r>
+        <w:rPr>
+          <w:rFonts w:ascii="Times New Roman" w:hAnsi="Times New Roman" w:cs="Times New Roman"/>
+          <w:sz w:val="24"/>
+        </w:rPr>
+        <w:t>Formation</w:t>
+      </w:r>
+      <w:proofErr w:type="spellEnd"/>
+      <w:r>
+        <w:rPr>
+          <w:rFonts w:ascii="Times New Roman" w:hAnsi="Times New Roman" w:cs="Times New Roman"/>
+          <w:sz w:val="24"/>
+        </w:rPr>
+        <w:t xml:space="preserve"> </w:t>
+      </w:r>
+      <w:proofErr w:type="spellStart"/>
+      <w:r>
+        <w:rPr>
+          <w:rFonts w:ascii="Times New Roman" w:hAnsi="Times New Roman" w:cs="Times New Roman"/>
+          <w:sz w:val="24"/>
+        </w:rPr>
+        <w:t>of</w:t>
+      </w:r>
+      <w:proofErr w:type="spellEnd"/>
+      <w:r>
+        <w:rPr>
+          <w:rFonts w:ascii="Times New Roman" w:hAnsi="Times New Roman" w:cs="Times New Roman"/>
+          <w:sz w:val="24"/>
+        </w:rPr>
+        <w:t xml:space="preserve"> </w:t>
+      </w:r>
+      <w:proofErr w:type="spellStart"/>
+      <w:r>
+        <w:rPr>
+          <w:rFonts w:ascii="Times New Roman" w:hAnsi="Times New Roman" w:cs="Times New Roman"/>
+          <w:sz w:val="24"/>
+        </w:rPr>
+        <w:t>high-aspect-ratio</w:t>
+      </w:r>
+      <w:proofErr w:type="spellEnd"/>
+      <w:r>
+        <w:rPr>
+          <w:rFonts w:ascii="Times New Roman" w:hAnsi="Times New Roman" w:cs="Times New Roman"/>
+          <w:sz w:val="24"/>
+        </w:rPr>
+        <w:t xml:space="preserve"> </w:t>
+      </w:r>
+      <w:proofErr w:type="spellStart"/>
+      <w:r>
+        <w:rPr>
+          <w:rFonts w:ascii="Times New Roman" w:hAnsi="Times New Roman" w:cs="Times New Roman"/>
+          <w:sz w:val="24"/>
+        </w:rPr>
+        <w:t>nanocavity</w:t>
+      </w:r>
+      <w:proofErr w:type="spellEnd"/>
+      <w:r>
+        <w:rPr>
+          <w:rFonts w:ascii="Times New Roman" w:hAnsi="Times New Roman" w:cs="Times New Roman"/>
+          <w:sz w:val="24"/>
+        </w:rPr>
+        <w:t xml:space="preserve"> in </w:t>
+      </w:r>
+      <w:proofErr w:type="spellStart"/>
+      <w:r>
+        <w:rPr>
+          <w:rFonts w:ascii="Times New Roman" w:hAnsi="Times New Roman" w:cs="Times New Roman"/>
+          <w:sz w:val="24"/>
+        </w:rPr>
+        <w:t>LiF</w:t>
+      </w:r>
+      <w:proofErr w:type="spellEnd"/>
+      <w:r>
+        <w:rPr>
+          <w:rFonts w:ascii="Times New Roman" w:hAnsi="Times New Roman" w:cs="Times New Roman"/>
+          <w:sz w:val="24"/>
+        </w:rPr>
+        <w:t xml:space="preserve"> </w:t>
+      </w:r>
+      <w:proofErr w:type="spellStart"/>
+      <w:r>
+        <w:rPr>
+          <w:rFonts w:ascii="Times New Roman" w:hAnsi="Times New Roman" w:cs="Times New Roman"/>
+          <w:sz w:val="24"/>
+        </w:rPr>
+        <w:t>crystal</w:t>
+      </w:r>
+      <w:proofErr w:type="spellEnd"/>
+      <w:r>
+        <w:rPr>
+          <w:rFonts w:ascii="Times New Roman" w:hAnsi="Times New Roman" w:cs="Times New Roman"/>
+          <w:sz w:val="24"/>
+        </w:rPr>
+        <w:t xml:space="preserve"> </w:t>
+      </w:r>
+      <w:proofErr w:type="spellStart"/>
+      <w:r>
+        <w:rPr>
+          <w:rFonts w:ascii="Times New Roman" w:hAnsi="Times New Roman" w:cs="Times New Roman"/>
+          <w:sz w:val="24"/>
+        </w:rPr>
+        <w:t>using</w:t>
+      </w:r>
+      <w:proofErr w:type="spellEnd"/>
+      <w:r>
+        <w:rPr>
+          <w:rFonts w:ascii="Times New Roman" w:hAnsi="Times New Roman" w:cs="Times New Roman"/>
+          <w:sz w:val="24"/>
+        </w:rPr>
+        <w:t xml:space="preserve"> a </w:t>
+      </w:r>
+      <w:proofErr w:type="spellStart"/>
+      <w:r>
+        <w:rPr>
+          <w:rFonts w:ascii="Times New Roman" w:hAnsi="Times New Roman" w:cs="Times New Roman"/>
+          <w:sz w:val="24"/>
+        </w:rPr>
+        <w:t>femtosecond</w:t>
+      </w:r>
+      <w:proofErr w:type="spellEnd"/>
+      <w:r>
+        <w:rPr>
+          <w:rFonts w:ascii="Times New Roman" w:hAnsi="Times New Roman" w:cs="Times New Roman"/>
+          <w:sz w:val="24"/>
+        </w:rPr>
+        <w:t xml:space="preserve"> X-</w:t>
+      </w:r>
+      <w:proofErr w:type="spellStart"/>
+      <w:r>
+        <w:rPr>
+          <w:rFonts w:ascii="Times New Roman" w:hAnsi="Times New Roman" w:cs="Times New Roman"/>
+          <w:sz w:val="24"/>
+        </w:rPr>
+        <w:t>ray</w:t>
+      </w:r>
+      <w:proofErr w:type="spellEnd"/>
+      <w:r>
+        <w:rPr>
+          <w:rFonts w:ascii="Times New Roman" w:hAnsi="Times New Roman" w:cs="Times New Roman"/>
+          <w:sz w:val="24"/>
+        </w:rPr>
+        <w:t xml:space="preserve"> </w:t>
+      </w:r>
+      <w:proofErr w:type="spellStart"/>
+      <w:r>
+        <w:rPr>
+          <w:rFonts w:ascii="Times New Roman" w:hAnsi="Times New Roman" w:cs="Times New Roman"/>
+          <w:sz w:val="24"/>
+        </w:rPr>
+        <w:t>free-electron</w:t>
+      </w:r>
+      <w:proofErr w:type="spellEnd"/>
+      <w:r>
+        <w:rPr>
+          <w:rFonts w:ascii="Times New Roman" w:hAnsi="Times New Roman" w:cs="Times New Roman"/>
+          <w:sz w:val="24"/>
+        </w:rPr>
+        <w:t xml:space="preserve"> laser </w:t>
+      </w:r>
+      <w:proofErr w:type="spellStart"/>
+      <w:r>
+        <w:rPr>
+          <w:rFonts w:ascii="Times New Roman" w:hAnsi="Times New Roman" w:cs="Times New Roman"/>
+          <w:sz w:val="24"/>
+        </w:rPr>
+        <w:t>pulse</w:t>
+      </w:r>
+      <w:proofErr w:type="spellEnd"/>
+      <w:r>
+        <w:rPr>
+          <w:rFonts w:ascii="Times New Roman" w:hAnsi="Times New Roman" w:cs="Times New Roman"/>
+          <w:sz w:val="24"/>
+        </w:rPr>
+        <w:t xml:space="preserve"> // Nature Communications. – 2025. – V. 16. – No. 1. DOI: 10.1038/s41467-025-66481-6 (Q1, IF: 15.7)</w:t>
       </w:r>
     </w:p>
     <w:p>
@@ -1029,7 +1844,7 @@
         <w:pStyle w:val="a3"/>
         <w:numPr>
           <w:ilvl w:val="0"/>
-          <w:numId w:val="4"/>
+          <w:numId w:val="6"/>
         </w:numPr>
         <w:spacing w:after="0" w:line="240" w:lineRule="auto"/>
         <w:rPr>
@@ -1037,12 +1852,261 @@
           <w:sz w:val="24"/>
         </w:rPr>
       </w:pPr>
-      <w:r>
-        <w:rPr>
-          <w:rFonts w:ascii="Times New Roman" w:hAnsi="Times New Roman" w:cs="Times New Roman"/>
-          <w:sz w:val="24"/>
-        </w:rPr>
-        <w:t xml:space="preserve">Khokhlov V. A., Romashevskiy S. A., Ashitkov S. I., Inogamov N. A. Synchronous detection of nonlinear phenomena in opto-acoustic vibrations induced in a nanofilm by a femtosecond laser pulse // JETP Letters. – 2024. – V. 120. – No. 7. – P. 550-559. DOI: 10.31857/S0370274X24100115 </w:t>
+      <w:proofErr w:type="spellStart"/>
+      <w:r>
+        <w:rPr>
+          <w:rFonts w:ascii="Times New Roman" w:hAnsi="Times New Roman" w:cs="Times New Roman"/>
+          <w:sz w:val="24"/>
+        </w:rPr>
+        <w:t>Khokhlov</w:t>
+      </w:r>
+      <w:proofErr w:type="spellEnd"/>
+      <w:r>
+        <w:rPr>
+          <w:rFonts w:ascii="Times New Roman" w:hAnsi="Times New Roman" w:cs="Times New Roman"/>
+          <w:sz w:val="24"/>
+        </w:rPr>
+        <w:t xml:space="preserve"> V. A., </w:t>
+      </w:r>
+      <w:proofErr w:type="spellStart"/>
+      <w:r>
+        <w:rPr>
+          <w:rFonts w:ascii="Times New Roman" w:hAnsi="Times New Roman" w:cs="Times New Roman"/>
+          <w:sz w:val="24"/>
+        </w:rPr>
+        <w:t>Romashevskiy</w:t>
+      </w:r>
+      <w:proofErr w:type="spellEnd"/>
+      <w:r>
+        <w:rPr>
+          <w:rFonts w:ascii="Times New Roman" w:hAnsi="Times New Roman" w:cs="Times New Roman"/>
+          <w:sz w:val="24"/>
+        </w:rPr>
+        <w:t xml:space="preserve"> S. A., </w:t>
+      </w:r>
+      <w:proofErr w:type="spellStart"/>
+      <w:r>
+        <w:rPr>
+          <w:rFonts w:ascii="Times New Roman" w:hAnsi="Times New Roman" w:cs="Times New Roman"/>
+          <w:sz w:val="24"/>
+        </w:rPr>
+        <w:t>Ashitkov</w:t>
+      </w:r>
+      <w:proofErr w:type="spellEnd"/>
+      <w:r>
+        <w:rPr>
+          <w:rFonts w:ascii="Times New Roman" w:hAnsi="Times New Roman" w:cs="Times New Roman"/>
+          <w:sz w:val="24"/>
+        </w:rPr>
+        <w:t xml:space="preserve"> S. I., </w:t>
+      </w:r>
+      <w:proofErr w:type="spellStart"/>
+      <w:r>
+        <w:rPr>
+          <w:rFonts w:ascii="Times New Roman" w:hAnsi="Times New Roman" w:cs="Times New Roman"/>
+          <w:sz w:val="24"/>
+        </w:rPr>
+        <w:t>Inogamov</w:t>
+      </w:r>
+      <w:proofErr w:type="spellEnd"/>
+      <w:r>
+        <w:rPr>
+          <w:rFonts w:ascii="Times New Roman" w:hAnsi="Times New Roman" w:cs="Times New Roman"/>
+          <w:sz w:val="24"/>
+        </w:rPr>
+        <w:t xml:space="preserve"> N. A. </w:t>
+      </w:r>
+      <w:proofErr w:type="spellStart"/>
+      <w:r>
+        <w:rPr>
+          <w:rFonts w:ascii="Times New Roman" w:hAnsi="Times New Roman" w:cs="Times New Roman"/>
+          <w:sz w:val="24"/>
+        </w:rPr>
+        <w:t>Synchronous</w:t>
+      </w:r>
+      <w:proofErr w:type="spellEnd"/>
+      <w:r>
+        <w:rPr>
+          <w:rFonts w:ascii="Times New Roman" w:hAnsi="Times New Roman" w:cs="Times New Roman"/>
+          <w:sz w:val="24"/>
+        </w:rPr>
+        <w:t xml:space="preserve"> </w:t>
+      </w:r>
+      <w:proofErr w:type="spellStart"/>
+      <w:r>
+        <w:rPr>
+          <w:rFonts w:ascii="Times New Roman" w:hAnsi="Times New Roman" w:cs="Times New Roman"/>
+          <w:sz w:val="24"/>
+        </w:rPr>
+        <w:t>detection</w:t>
+      </w:r>
+      <w:proofErr w:type="spellEnd"/>
+      <w:r>
+        <w:rPr>
+          <w:rFonts w:ascii="Times New Roman" w:hAnsi="Times New Roman" w:cs="Times New Roman"/>
+          <w:sz w:val="24"/>
+        </w:rPr>
+        <w:t xml:space="preserve"> </w:t>
+      </w:r>
+      <w:proofErr w:type="spellStart"/>
+      <w:r>
+        <w:rPr>
+          <w:rFonts w:ascii="Times New Roman" w:hAnsi="Times New Roman" w:cs="Times New Roman"/>
+          <w:sz w:val="24"/>
+        </w:rPr>
+        <w:t>of</w:t>
+      </w:r>
+      <w:proofErr w:type="spellEnd"/>
+      <w:r>
+        <w:rPr>
+          <w:rFonts w:ascii="Times New Roman" w:hAnsi="Times New Roman" w:cs="Times New Roman"/>
+          <w:sz w:val="24"/>
+        </w:rPr>
+        <w:t xml:space="preserve"> </w:t>
+      </w:r>
+      <w:proofErr w:type="spellStart"/>
+      <w:r>
+        <w:rPr>
+          <w:rFonts w:ascii="Times New Roman" w:hAnsi="Times New Roman" w:cs="Times New Roman"/>
+          <w:sz w:val="24"/>
+        </w:rPr>
+        <w:t>nonlinear</w:t>
+      </w:r>
+      <w:proofErr w:type="spellEnd"/>
+      <w:r>
+        <w:rPr>
+          <w:rFonts w:ascii="Times New Roman" w:hAnsi="Times New Roman" w:cs="Times New Roman"/>
+          <w:sz w:val="24"/>
+        </w:rPr>
+        <w:t xml:space="preserve"> </w:t>
+      </w:r>
+      <w:proofErr w:type="spellStart"/>
+      <w:r>
+        <w:rPr>
+          <w:rFonts w:ascii="Times New Roman" w:hAnsi="Times New Roman" w:cs="Times New Roman"/>
+          <w:sz w:val="24"/>
+        </w:rPr>
+        <w:t>phenomena</w:t>
+      </w:r>
+      <w:proofErr w:type="spellEnd"/>
+      <w:r>
+        <w:rPr>
+          <w:rFonts w:ascii="Times New Roman" w:hAnsi="Times New Roman" w:cs="Times New Roman"/>
+          <w:sz w:val="24"/>
+        </w:rPr>
+        <w:t xml:space="preserve"> in </w:t>
+      </w:r>
+      <w:proofErr w:type="spellStart"/>
+      <w:r>
+        <w:rPr>
+          <w:rFonts w:ascii="Times New Roman" w:hAnsi="Times New Roman" w:cs="Times New Roman"/>
+          <w:sz w:val="24"/>
+        </w:rPr>
+        <w:t>opto-acoustic</w:t>
+      </w:r>
+      <w:proofErr w:type="spellEnd"/>
+      <w:r>
+        <w:rPr>
+          <w:rFonts w:ascii="Times New Roman" w:hAnsi="Times New Roman" w:cs="Times New Roman"/>
+          <w:sz w:val="24"/>
+        </w:rPr>
+        <w:t xml:space="preserve"> </w:t>
+      </w:r>
+      <w:proofErr w:type="spellStart"/>
+      <w:r>
+        <w:rPr>
+          <w:rFonts w:ascii="Times New Roman" w:hAnsi="Times New Roman" w:cs="Times New Roman"/>
+          <w:sz w:val="24"/>
+        </w:rPr>
+        <w:t>vibrations</w:t>
+      </w:r>
+      <w:proofErr w:type="spellEnd"/>
+      <w:r>
+        <w:rPr>
+          <w:rFonts w:ascii="Times New Roman" w:hAnsi="Times New Roman" w:cs="Times New Roman"/>
+          <w:sz w:val="24"/>
+        </w:rPr>
+        <w:t xml:space="preserve"> induced in a </w:t>
+      </w:r>
+      <w:proofErr w:type="spellStart"/>
+      <w:r>
+        <w:rPr>
+          <w:rFonts w:ascii="Times New Roman" w:hAnsi="Times New Roman" w:cs="Times New Roman"/>
+          <w:sz w:val="24"/>
+        </w:rPr>
+        <w:t>nanofilm</w:t>
+      </w:r>
+      <w:proofErr w:type="spellEnd"/>
+      <w:r>
+        <w:rPr>
+          <w:rFonts w:ascii="Times New Roman" w:hAnsi="Times New Roman" w:cs="Times New Roman"/>
+          <w:sz w:val="24"/>
+        </w:rPr>
+        <w:t xml:space="preserve"> </w:t>
+      </w:r>
+      <w:proofErr w:type="spellStart"/>
+      <w:r>
+        <w:rPr>
+          <w:rFonts w:ascii="Times New Roman" w:hAnsi="Times New Roman" w:cs="Times New Roman"/>
+          <w:sz w:val="24"/>
+        </w:rPr>
+        <w:t>by</w:t>
+      </w:r>
+      <w:proofErr w:type="spellEnd"/>
+      <w:r>
+        <w:rPr>
+          <w:rFonts w:ascii="Times New Roman" w:hAnsi="Times New Roman" w:cs="Times New Roman"/>
+          <w:sz w:val="24"/>
+        </w:rPr>
+        <w:t xml:space="preserve"> a </w:t>
+      </w:r>
+      <w:proofErr w:type="spellStart"/>
+      <w:r>
+        <w:rPr>
+          <w:rFonts w:ascii="Times New Roman" w:hAnsi="Times New Roman" w:cs="Times New Roman"/>
+          <w:sz w:val="24"/>
+        </w:rPr>
+        <w:t>femtosecond</w:t>
+      </w:r>
+      <w:proofErr w:type="spellEnd"/>
+      <w:r>
+        <w:rPr>
+          <w:rFonts w:ascii="Times New Roman" w:hAnsi="Times New Roman" w:cs="Times New Roman"/>
+          <w:sz w:val="24"/>
+        </w:rPr>
+        <w:t xml:space="preserve"> laser </w:t>
+      </w:r>
+      <w:proofErr w:type="spellStart"/>
+      <w:r>
+        <w:rPr>
+          <w:rFonts w:ascii="Times New Roman" w:hAnsi="Times New Roman" w:cs="Times New Roman"/>
+          <w:sz w:val="24"/>
+        </w:rPr>
+        <w:t>pulse</w:t>
+      </w:r>
+      <w:proofErr w:type="spellEnd"/>
+      <w:r>
+        <w:rPr>
+          <w:rFonts w:ascii="Times New Roman" w:hAnsi="Times New Roman" w:cs="Times New Roman"/>
+          <w:sz w:val="24"/>
+        </w:rPr>
+        <w:t xml:space="preserve"> // JETP Letters. – 2024. – V. 120. – No. 7. – P. </w:t>
+      </w:r>
+      <w:proofErr w:type="gramStart"/>
+      <w:r>
+        <w:rPr>
+          <w:rFonts w:ascii="Times New Roman" w:hAnsi="Times New Roman" w:cs="Times New Roman"/>
+          <w:sz w:val="24"/>
+        </w:rPr>
+        <w:t>550-559</w:t>
+      </w:r>
+      <w:proofErr w:type="gramEnd"/>
+      <w:r>
+        <w:rPr>
+          <w:rFonts w:ascii="Times New Roman" w:hAnsi="Times New Roman" w:cs="Times New Roman"/>
+          <w:sz w:val="24"/>
+        </w:rPr>
+        <w:t>. DOI: 10.31857/S0370274X24100115 (Q2, IF: 1.3)</w:t>
       </w:r>
     </w:p>
     <w:p>
@@ -1050,7 +2114,7 @@
         <w:pStyle w:val="a3"/>
         <w:numPr>
           <w:ilvl w:val="0"/>
-          <w:numId w:val="4"/>
+          <w:numId w:val="6"/>
         </w:numPr>
         <w:spacing w:after="0" w:line="240" w:lineRule="auto"/>
         <w:rPr>
@@ -1058,12 +2122,325 @@
           <w:sz w:val="24"/>
         </w:rPr>
       </w:pPr>
-      <w:r>
-        <w:rPr>
-          <w:rFonts w:ascii="Times New Roman" w:hAnsi="Times New Roman" w:cs="Times New Roman"/>
-          <w:sz w:val="24"/>
-        </w:rPr>
-        <w:t xml:space="preserve">Romashevskiy S. A., Ashitkov S. I., Khokhlov V. A., Inogamov N. A. Study of energy relaxation in a nickel nanofilm after ultrafast heating of the electronic subsystem by a femtosecond laser pulse // High Temperature. – 2024. – V. 62. – No. 6. – P. 795. DOI: 10.1134/S0018151X25700427 </w:t>
+      <w:proofErr w:type="spellStart"/>
+      <w:r>
+        <w:rPr>
+          <w:rFonts w:ascii="Times New Roman" w:hAnsi="Times New Roman" w:cs="Times New Roman"/>
+          <w:sz w:val="24"/>
+        </w:rPr>
+        <w:t>Romashevskiy</w:t>
+      </w:r>
+      <w:proofErr w:type="spellEnd"/>
+      <w:r>
+        <w:rPr>
+          <w:rFonts w:ascii="Times New Roman" w:hAnsi="Times New Roman" w:cs="Times New Roman"/>
+          <w:sz w:val="24"/>
+        </w:rPr>
+        <w:t xml:space="preserve"> S. A., </w:t>
+      </w:r>
+      <w:proofErr w:type="spellStart"/>
+      <w:r>
+        <w:rPr>
+          <w:rFonts w:ascii="Times New Roman" w:hAnsi="Times New Roman" w:cs="Times New Roman"/>
+          <w:sz w:val="24"/>
+        </w:rPr>
+        <w:t>Ashitkov</w:t>
+      </w:r>
+      <w:proofErr w:type="spellEnd"/>
+      <w:r>
+        <w:rPr>
+          <w:rFonts w:ascii="Times New Roman" w:hAnsi="Times New Roman" w:cs="Times New Roman"/>
+          <w:sz w:val="24"/>
+        </w:rPr>
+        <w:t xml:space="preserve"> S. I., </w:t>
+      </w:r>
+      <w:proofErr w:type="spellStart"/>
+      <w:r>
+        <w:rPr>
+          <w:rFonts w:ascii="Times New Roman" w:hAnsi="Times New Roman" w:cs="Times New Roman"/>
+          <w:sz w:val="24"/>
+        </w:rPr>
+        <w:t>Khokhlov</w:t>
+      </w:r>
+      <w:proofErr w:type="spellEnd"/>
+      <w:r>
+        <w:rPr>
+          <w:rFonts w:ascii="Times New Roman" w:hAnsi="Times New Roman" w:cs="Times New Roman"/>
+          <w:sz w:val="24"/>
+        </w:rPr>
+        <w:t xml:space="preserve"> V. A., </w:t>
+      </w:r>
+      <w:proofErr w:type="spellStart"/>
+      <w:r>
+        <w:rPr>
+          <w:rFonts w:ascii="Times New Roman" w:hAnsi="Times New Roman" w:cs="Times New Roman"/>
+          <w:sz w:val="24"/>
+        </w:rPr>
+        <w:t>Inogamov</w:t>
+      </w:r>
+      <w:proofErr w:type="spellEnd"/>
+      <w:r>
+        <w:rPr>
+          <w:rFonts w:ascii="Times New Roman" w:hAnsi="Times New Roman" w:cs="Times New Roman"/>
+          <w:sz w:val="24"/>
+        </w:rPr>
+        <w:t xml:space="preserve"> N. A. Study </w:t>
+      </w:r>
+      <w:proofErr w:type="spellStart"/>
+      <w:r>
+        <w:rPr>
+          <w:rFonts w:ascii="Times New Roman" w:hAnsi="Times New Roman" w:cs="Times New Roman"/>
+          <w:sz w:val="24"/>
+        </w:rPr>
+        <w:t>of</w:t>
+      </w:r>
+      <w:proofErr w:type="spellEnd"/>
+      <w:r>
+        <w:rPr>
+          <w:rFonts w:ascii="Times New Roman" w:hAnsi="Times New Roman" w:cs="Times New Roman"/>
+          <w:sz w:val="24"/>
+        </w:rPr>
+        <w:t xml:space="preserve"> </w:t>
+      </w:r>
+      <w:proofErr w:type="spellStart"/>
+      <w:r>
+        <w:rPr>
+          <w:rFonts w:ascii="Times New Roman" w:hAnsi="Times New Roman" w:cs="Times New Roman"/>
+          <w:sz w:val="24"/>
+        </w:rPr>
+        <w:t>energy</w:t>
+      </w:r>
+      <w:proofErr w:type="spellEnd"/>
+      <w:r>
+        <w:rPr>
+          <w:rFonts w:ascii="Times New Roman" w:hAnsi="Times New Roman" w:cs="Times New Roman"/>
+          <w:sz w:val="24"/>
+        </w:rPr>
+        <w:t xml:space="preserve"> </w:t>
+      </w:r>
+      <w:proofErr w:type="spellStart"/>
+      <w:r>
+        <w:rPr>
+          <w:rFonts w:ascii="Times New Roman" w:hAnsi="Times New Roman" w:cs="Times New Roman"/>
+          <w:sz w:val="24"/>
+        </w:rPr>
+        <w:t>relaxation</w:t>
+      </w:r>
+      <w:proofErr w:type="spellEnd"/>
+      <w:r>
+        <w:rPr>
+          <w:rFonts w:ascii="Times New Roman" w:hAnsi="Times New Roman" w:cs="Times New Roman"/>
+          <w:sz w:val="24"/>
+        </w:rPr>
+        <w:t xml:space="preserve"> in a </w:t>
+      </w:r>
+      <w:proofErr w:type="spellStart"/>
+      <w:r>
+        <w:rPr>
+          <w:rFonts w:ascii="Times New Roman" w:hAnsi="Times New Roman" w:cs="Times New Roman"/>
+          <w:sz w:val="24"/>
+        </w:rPr>
+        <w:t>nickel</w:t>
+      </w:r>
+      <w:proofErr w:type="spellEnd"/>
+      <w:r>
+        <w:rPr>
+          <w:rFonts w:ascii="Times New Roman" w:hAnsi="Times New Roman" w:cs="Times New Roman"/>
+          <w:sz w:val="24"/>
+        </w:rPr>
+        <w:t xml:space="preserve"> </w:t>
+      </w:r>
+      <w:proofErr w:type="spellStart"/>
+      <w:r>
+        <w:rPr>
+          <w:rFonts w:ascii="Times New Roman" w:hAnsi="Times New Roman" w:cs="Times New Roman"/>
+          <w:sz w:val="24"/>
+        </w:rPr>
+        <w:t>nanofilm</w:t>
+      </w:r>
+      <w:proofErr w:type="spellEnd"/>
+      <w:r>
+        <w:rPr>
+          <w:rFonts w:ascii="Times New Roman" w:hAnsi="Times New Roman" w:cs="Times New Roman"/>
+          <w:sz w:val="24"/>
+        </w:rPr>
+        <w:t xml:space="preserve"> </w:t>
+      </w:r>
+      <w:proofErr w:type="spellStart"/>
+      <w:r>
+        <w:rPr>
+          <w:rFonts w:ascii="Times New Roman" w:hAnsi="Times New Roman" w:cs="Times New Roman"/>
+          <w:sz w:val="24"/>
+        </w:rPr>
+        <w:t>after</w:t>
+      </w:r>
+      <w:proofErr w:type="spellEnd"/>
+      <w:r>
+        <w:rPr>
+          <w:rFonts w:ascii="Times New Roman" w:hAnsi="Times New Roman" w:cs="Times New Roman"/>
+          <w:sz w:val="24"/>
+        </w:rPr>
+        <w:t xml:space="preserve"> </w:t>
+      </w:r>
+      <w:proofErr w:type="spellStart"/>
+      <w:r>
+        <w:rPr>
+          <w:rFonts w:ascii="Times New Roman" w:hAnsi="Times New Roman" w:cs="Times New Roman"/>
+          <w:sz w:val="24"/>
+        </w:rPr>
+        <w:t>ultrafast</w:t>
+      </w:r>
+      <w:proofErr w:type="spellEnd"/>
+      <w:r>
+        <w:rPr>
+          <w:rFonts w:ascii="Times New Roman" w:hAnsi="Times New Roman" w:cs="Times New Roman"/>
+          <w:sz w:val="24"/>
+        </w:rPr>
+        <w:t xml:space="preserve"> </w:t>
+      </w:r>
+      <w:proofErr w:type="spellStart"/>
+      <w:r>
+        <w:rPr>
+          <w:rFonts w:ascii="Times New Roman" w:hAnsi="Times New Roman" w:cs="Times New Roman"/>
+          <w:sz w:val="24"/>
+        </w:rPr>
+        <w:t>heating</w:t>
+      </w:r>
+      <w:proofErr w:type="spellEnd"/>
+      <w:r>
+        <w:rPr>
+          <w:rFonts w:ascii="Times New Roman" w:hAnsi="Times New Roman" w:cs="Times New Roman"/>
+          <w:sz w:val="24"/>
+        </w:rPr>
+        <w:t xml:space="preserve"> </w:t>
+      </w:r>
+      <w:proofErr w:type="spellStart"/>
+      <w:r>
+        <w:rPr>
+          <w:rFonts w:ascii="Times New Roman" w:hAnsi="Times New Roman" w:cs="Times New Roman"/>
+          <w:sz w:val="24"/>
+        </w:rPr>
+        <w:t>of</w:t>
+      </w:r>
+      <w:proofErr w:type="spellEnd"/>
+      <w:r>
+        <w:rPr>
+          <w:rFonts w:ascii="Times New Roman" w:hAnsi="Times New Roman" w:cs="Times New Roman"/>
+          <w:sz w:val="24"/>
+        </w:rPr>
+        <w:t xml:space="preserve"> </w:t>
+      </w:r>
+      <w:proofErr w:type="spellStart"/>
+      <w:r>
+        <w:rPr>
+          <w:rFonts w:ascii="Times New Roman" w:hAnsi="Times New Roman" w:cs="Times New Roman"/>
+          <w:sz w:val="24"/>
+        </w:rPr>
+        <w:t>the</w:t>
+      </w:r>
+      <w:proofErr w:type="spellEnd"/>
+      <w:r>
+        <w:rPr>
+          <w:rFonts w:ascii="Times New Roman" w:hAnsi="Times New Roman" w:cs="Times New Roman"/>
+          <w:sz w:val="24"/>
+        </w:rPr>
+        <w:t xml:space="preserve"> </w:t>
+      </w:r>
+      <w:proofErr w:type="spellStart"/>
+      <w:r>
+        <w:rPr>
+          <w:rFonts w:ascii="Times New Roman" w:hAnsi="Times New Roman" w:cs="Times New Roman"/>
+          <w:sz w:val="24"/>
+        </w:rPr>
+        <w:t>electronic</w:t>
+      </w:r>
+      <w:proofErr w:type="spellEnd"/>
+      <w:r>
+        <w:rPr>
+          <w:rFonts w:ascii="Times New Roman" w:hAnsi="Times New Roman" w:cs="Times New Roman"/>
+          <w:sz w:val="24"/>
+        </w:rPr>
+        <w:t xml:space="preserve"> </w:t>
+      </w:r>
+      <w:proofErr w:type="spellStart"/>
+      <w:r>
+        <w:rPr>
+          <w:rFonts w:ascii="Times New Roman" w:hAnsi="Times New Roman" w:cs="Times New Roman"/>
+          <w:sz w:val="24"/>
+        </w:rPr>
+        <w:t>subsystem</w:t>
+      </w:r>
+      <w:proofErr w:type="spellEnd"/>
+      <w:r>
+        <w:rPr>
+          <w:rFonts w:ascii="Times New Roman" w:hAnsi="Times New Roman" w:cs="Times New Roman"/>
+          <w:sz w:val="24"/>
+        </w:rPr>
+        <w:t xml:space="preserve"> </w:t>
+      </w:r>
+      <w:proofErr w:type="spellStart"/>
+      <w:r>
+        <w:rPr>
+          <w:rFonts w:ascii="Times New Roman" w:hAnsi="Times New Roman" w:cs="Times New Roman"/>
+          <w:sz w:val="24"/>
+        </w:rPr>
+        <w:t>by</w:t>
+      </w:r>
+      <w:proofErr w:type="spellEnd"/>
+      <w:r>
+        <w:rPr>
+          <w:rFonts w:ascii="Times New Roman" w:hAnsi="Times New Roman" w:cs="Times New Roman"/>
+          <w:sz w:val="24"/>
+        </w:rPr>
+        <w:t xml:space="preserve"> a </w:t>
+      </w:r>
+      <w:proofErr w:type="spellStart"/>
+      <w:r>
+        <w:rPr>
+          <w:rFonts w:ascii="Times New Roman" w:hAnsi="Times New Roman" w:cs="Times New Roman"/>
+          <w:sz w:val="24"/>
+        </w:rPr>
+        <w:t>femtosecond</w:t>
+      </w:r>
+      <w:proofErr w:type="spellEnd"/>
+      <w:r>
+        <w:rPr>
+          <w:rFonts w:ascii="Times New Roman" w:hAnsi="Times New Roman" w:cs="Times New Roman"/>
+          <w:sz w:val="24"/>
+        </w:rPr>
+        <w:t xml:space="preserve"> laser </w:t>
+      </w:r>
+      <w:proofErr w:type="spellStart"/>
+      <w:r>
+        <w:rPr>
+          <w:rFonts w:ascii="Times New Roman" w:hAnsi="Times New Roman" w:cs="Times New Roman"/>
+          <w:sz w:val="24"/>
+        </w:rPr>
+        <w:t>pulse</w:t>
+      </w:r>
+      <w:proofErr w:type="spellEnd"/>
+      <w:r>
+        <w:rPr>
+          <w:rFonts w:ascii="Times New Roman" w:hAnsi="Times New Roman" w:cs="Times New Roman"/>
+          <w:sz w:val="24"/>
+        </w:rPr>
+        <w:t xml:space="preserve"> // High </w:t>
+      </w:r>
+      <w:proofErr w:type="spellStart"/>
+      <w:r>
+        <w:rPr>
+          <w:rFonts w:ascii="Times New Roman" w:hAnsi="Times New Roman" w:cs="Times New Roman"/>
+          <w:sz w:val="24"/>
+        </w:rPr>
+        <w:t>Temperature</w:t>
+      </w:r>
+      <w:proofErr w:type="spellEnd"/>
+      <w:r>
+        <w:rPr>
+          <w:rFonts w:ascii="Times New Roman" w:hAnsi="Times New Roman" w:cs="Times New Roman"/>
+          <w:sz w:val="24"/>
+        </w:rPr>
+        <w:t>. – 2024. – V. 62. – No. 6. – P. 795. DOI: 10.1134/S0018151X25700427 (Q2, IF: 1.0)</w:t>
       </w:r>
     </w:p>
     <w:p>
@@ -1071,7 +2448,7 @@
         <w:pStyle w:val="a3"/>
         <w:numPr>
           <w:ilvl w:val="0"/>
-          <w:numId w:val="4"/>
+          <w:numId w:val="6"/>
         </w:numPr>
         <w:spacing w:after="0" w:line="240" w:lineRule="auto"/>
         <w:rPr>
@@ -1079,12 +2456,293 @@
           <w:sz w:val="24"/>
         </w:rPr>
       </w:pPr>
-      <w:r>
-        <w:rPr>
-          <w:rFonts w:ascii="Times New Roman" w:hAnsi="Times New Roman" w:cs="Times New Roman"/>
-          <w:sz w:val="24"/>
-        </w:rPr>
-        <w:t xml:space="preserve">Romashevskiy S. A., Ignatov A. I., Zhakhovsky V. V., Eganova E. M., Pershina E. A., Inogamov N. A., Ashitkov S. I. Embossing of silicon with an ultrashort laser pulse diffracted by a bubble in liquid // Applied Surface Science. – 2023. – V. 615. – P. 156212. DOI: 10.1016/j.apsusc.2022.156212 </w:t>
+      <w:proofErr w:type="spellStart"/>
+      <w:r>
+        <w:rPr>
+          <w:rFonts w:ascii="Times New Roman" w:hAnsi="Times New Roman" w:cs="Times New Roman"/>
+          <w:sz w:val="24"/>
+        </w:rPr>
+        <w:t>Romashevskiy</w:t>
+      </w:r>
+      <w:proofErr w:type="spellEnd"/>
+      <w:r>
+        <w:rPr>
+          <w:rFonts w:ascii="Times New Roman" w:hAnsi="Times New Roman" w:cs="Times New Roman"/>
+          <w:sz w:val="24"/>
+        </w:rPr>
+        <w:t xml:space="preserve"> S. A., </w:t>
+      </w:r>
+      <w:proofErr w:type="spellStart"/>
+      <w:r>
+        <w:rPr>
+          <w:rFonts w:ascii="Times New Roman" w:hAnsi="Times New Roman" w:cs="Times New Roman"/>
+          <w:sz w:val="24"/>
+        </w:rPr>
+        <w:t>Ignatov</w:t>
+      </w:r>
+      <w:proofErr w:type="spellEnd"/>
+      <w:r>
+        <w:rPr>
+          <w:rFonts w:ascii="Times New Roman" w:hAnsi="Times New Roman" w:cs="Times New Roman"/>
+          <w:sz w:val="24"/>
+        </w:rPr>
+        <w:t xml:space="preserve"> A. I., </w:t>
+      </w:r>
+      <w:proofErr w:type="spellStart"/>
+      <w:r>
+        <w:rPr>
+          <w:rFonts w:ascii="Times New Roman" w:hAnsi="Times New Roman" w:cs="Times New Roman"/>
+          <w:sz w:val="24"/>
+        </w:rPr>
+        <w:t>Zhakhovsky</w:t>
+      </w:r>
+      <w:proofErr w:type="spellEnd"/>
+      <w:r>
+        <w:rPr>
+          <w:rFonts w:ascii="Times New Roman" w:hAnsi="Times New Roman" w:cs="Times New Roman"/>
+          <w:sz w:val="24"/>
+        </w:rPr>
+        <w:t xml:space="preserve"> V. V., </w:t>
+      </w:r>
+      <w:proofErr w:type="spellStart"/>
+      <w:r>
+        <w:rPr>
+          <w:rFonts w:ascii="Times New Roman" w:hAnsi="Times New Roman" w:cs="Times New Roman"/>
+          <w:sz w:val="24"/>
+        </w:rPr>
+        <w:t>Eganova</w:t>
+      </w:r>
+      <w:proofErr w:type="spellEnd"/>
+      <w:r>
+        <w:rPr>
+          <w:rFonts w:ascii="Times New Roman" w:hAnsi="Times New Roman" w:cs="Times New Roman"/>
+          <w:sz w:val="24"/>
+        </w:rPr>
+        <w:t xml:space="preserve"> E. M., </w:t>
+      </w:r>
+      <w:proofErr w:type="spellStart"/>
+      <w:r>
+        <w:rPr>
+          <w:rFonts w:ascii="Times New Roman" w:hAnsi="Times New Roman" w:cs="Times New Roman"/>
+          <w:sz w:val="24"/>
+        </w:rPr>
+        <w:t>Pershina</w:t>
+      </w:r>
+      <w:proofErr w:type="spellEnd"/>
+      <w:r>
+        <w:rPr>
+          <w:rFonts w:ascii="Times New Roman" w:hAnsi="Times New Roman" w:cs="Times New Roman"/>
+          <w:sz w:val="24"/>
+        </w:rPr>
+        <w:t xml:space="preserve"> E. A., </w:t>
+      </w:r>
+      <w:proofErr w:type="spellStart"/>
+      <w:r>
+        <w:rPr>
+          <w:rFonts w:ascii="Times New Roman" w:hAnsi="Times New Roman" w:cs="Times New Roman"/>
+          <w:sz w:val="24"/>
+        </w:rPr>
+        <w:t>Inogamov</w:t>
+      </w:r>
+      <w:proofErr w:type="spellEnd"/>
+      <w:r>
+        <w:rPr>
+          <w:rFonts w:ascii="Times New Roman" w:hAnsi="Times New Roman" w:cs="Times New Roman"/>
+          <w:sz w:val="24"/>
+        </w:rPr>
+        <w:t xml:space="preserve"> N. A., </w:t>
+      </w:r>
+      <w:proofErr w:type="spellStart"/>
+      <w:r>
+        <w:rPr>
+          <w:rFonts w:ascii="Times New Roman" w:hAnsi="Times New Roman" w:cs="Times New Roman"/>
+          <w:sz w:val="24"/>
+        </w:rPr>
+        <w:t>Ashitkov</w:t>
+      </w:r>
+      <w:proofErr w:type="spellEnd"/>
+      <w:r>
+        <w:rPr>
+          <w:rFonts w:ascii="Times New Roman" w:hAnsi="Times New Roman" w:cs="Times New Roman"/>
+          <w:sz w:val="24"/>
+        </w:rPr>
+        <w:t xml:space="preserve"> S. I. </w:t>
+      </w:r>
+      <w:proofErr w:type="spellStart"/>
+      <w:r>
+        <w:rPr>
+          <w:rFonts w:ascii="Times New Roman" w:hAnsi="Times New Roman" w:cs="Times New Roman"/>
+          <w:sz w:val="24"/>
+        </w:rPr>
+        <w:t>Embossing</w:t>
+      </w:r>
+      <w:proofErr w:type="spellEnd"/>
+      <w:r>
+        <w:rPr>
+          <w:rFonts w:ascii="Times New Roman" w:hAnsi="Times New Roman" w:cs="Times New Roman"/>
+          <w:sz w:val="24"/>
+        </w:rPr>
+        <w:t xml:space="preserve"> </w:t>
+      </w:r>
+      <w:proofErr w:type="spellStart"/>
+      <w:r>
+        <w:rPr>
+          <w:rFonts w:ascii="Times New Roman" w:hAnsi="Times New Roman" w:cs="Times New Roman"/>
+          <w:sz w:val="24"/>
+        </w:rPr>
+        <w:t>of</w:t>
+      </w:r>
+      <w:proofErr w:type="spellEnd"/>
+      <w:r>
+        <w:rPr>
+          <w:rFonts w:ascii="Times New Roman" w:hAnsi="Times New Roman" w:cs="Times New Roman"/>
+          <w:sz w:val="24"/>
+        </w:rPr>
+        <w:t xml:space="preserve"> </w:t>
+      </w:r>
+      <w:proofErr w:type="spellStart"/>
+      <w:r>
+        <w:rPr>
+          <w:rFonts w:ascii="Times New Roman" w:hAnsi="Times New Roman" w:cs="Times New Roman"/>
+          <w:sz w:val="24"/>
+        </w:rPr>
+        <w:t>silicon</w:t>
+      </w:r>
+      <w:proofErr w:type="spellEnd"/>
+      <w:r>
+        <w:rPr>
+          <w:rFonts w:ascii="Times New Roman" w:hAnsi="Times New Roman" w:cs="Times New Roman"/>
+          <w:sz w:val="24"/>
+        </w:rPr>
+        <w:t xml:space="preserve"> </w:t>
+      </w:r>
+      <w:proofErr w:type="spellStart"/>
+      <w:r>
+        <w:rPr>
+          <w:rFonts w:ascii="Times New Roman" w:hAnsi="Times New Roman" w:cs="Times New Roman"/>
+          <w:sz w:val="24"/>
+        </w:rPr>
+        <w:t>with</w:t>
+      </w:r>
+      <w:proofErr w:type="spellEnd"/>
+      <w:r>
+        <w:rPr>
+          <w:rFonts w:ascii="Times New Roman" w:hAnsi="Times New Roman" w:cs="Times New Roman"/>
+          <w:sz w:val="24"/>
+        </w:rPr>
+        <w:t xml:space="preserve"> </w:t>
+      </w:r>
+      <w:proofErr w:type="spellStart"/>
+      <w:r>
+        <w:rPr>
+          <w:rFonts w:ascii="Times New Roman" w:hAnsi="Times New Roman" w:cs="Times New Roman"/>
+          <w:sz w:val="24"/>
+        </w:rPr>
+        <w:t>an</w:t>
+      </w:r>
+      <w:proofErr w:type="spellEnd"/>
+      <w:r>
+        <w:rPr>
+          <w:rFonts w:ascii="Times New Roman" w:hAnsi="Times New Roman" w:cs="Times New Roman"/>
+          <w:sz w:val="24"/>
+        </w:rPr>
+        <w:t xml:space="preserve"> </w:t>
+      </w:r>
+      <w:proofErr w:type="spellStart"/>
+      <w:r>
+        <w:rPr>
+          <w:rFonts w:ascii="Times New Roman" w:hAnsi="Times New Roman" w:cs="Times New Roman"/>
+          <w:sz w:val="24"/>
+        </w:rPr>
+        <w:t>ultrashort</w:t>
+      </w:r>
+      <w:proofErr w:type="spellEnd"/>
+      <w:r>
+        <w:rPr>
+          <w:rFonts w:ascii="Times New Roman" w:hAnsi="Times New Roman" w:cs="Times New Roman"/>
+          <w:sz w:val="24"/>
+        </w:rPr>
+        <w:t xml:space="preserve"> laser </w:t>
+      </w:r>
+      <w:proofErr w:type="spellStart"/>
+      <w:r>
+        <w:rPr>
+          <w:rFonts w:ascii="Times New Roman" w:hAnsi="Times New Roman" w:cs="Times New Roman"/>
+          <w:sz w:val="24"/>
+        </w:rPr>
+        <w:t>pulse</w:t>
+      </w:r>
+      <w:proofErr w:type="spellEnd"/>
+      <w:r>
+        <w:rPr>
+          <w:rFonts w:ascii="Times New Roman" w:hAnsi="Times New Roman" w:cs="Times New Roman"/>
+          <w:sz w:val="24"/>
+        </w:rPr>
+        <w:t xml:space="preserve"> </w:t>
+      </w:r>
+      <w:proofErr w:type="spellStart"/>
+      <w:r>
+        <w:rPr>
+          <w:rFonts w:ascii="Times New Roman" w:hAnsi="Times New Roman" w:cs="Times New Roman"/>
+          <w:sz w:val="24"/>
+        </w:rPr>
+        <w:t>diffracted</w:t>
+      </w:r>
+      <w:proofErr w:type="spellEnd"/>
+      <w:r>
+        <w:rPr>
+          <w:rFonts w:ascii="Times New Roman" w:hAnsi="Times New Roman" w:cs="Times New Roman"/>
+          <w:sz w:val="24"/>
+        </w:rPr>
+        <w:t xml:space="preserve"> </w:t>
+      </w:r>
+      <w:proofErr w:type="spellStart"/>
+      <w:r>
+        <w:rPr>
+          <w:rFonts w:ascii="Times New Roman" w:hAnsi="Times New Roman" w:cs="Times New Roman"/>
+          <w:sz w:val="24"/>
+        </w:rPr>
+        <w:t>by</w:t>
+      </w:r>
+      <w:proofErr w:type="spellEnd"/>
+      <w:r>
+        <w:rPr>
+          <w:rFonts w:ascii="Times New Roman" w:hAnsi="Times New Roman" w:cs="Times New Roman"/>
+          <w:sz w:val="24"/>
+        </w:rPr>
+        <w:t xml:space="preserve"> a </w:t>
+      </w:r>
+      <w:proofErr w:type="spellStart"/>
+      <w:r>
+        <w:rPr>
+          <w:rFonts w:ascii="Times New Roman" w:hAnsi="Times New Roman" w:cs="Times New Roman"/>
+          <w:sz w:val="24"/>
+        </w:rPr>
+        <w:t>bubble</w:t>
+      </w:r>
+      <w:proofErr w:type="spellEnd"/>
+      <w:r>
+        <w:rPr>
+          <w:rFonts w:ascii="Times New Roman" w:hAnsi="Times New Roman" w:cs="Times New Roman"/>
+          <w:sz w:val="24"/>
+        </w:rPr>
+        <w:t xml:space="preserve"> in </w:t>
+      </w:r>
+      <w:proofErr w:type="spellStart"/>
+      <w:r>
+        <w:rPr>
+          <w:rFonts w:ascii="Times New Roman" w:hAnsi="Times New Roman" w:cs="Times New Roman"/>
+          <w:sz w:val="24"/>
+        </w:rPr>
+        <w:t>liquid</w:t>
+      </w:r>
+      <w:proofErr w:type="spellEnd"/>
+      <w:r>
+        <w:rPr>
+          <w:rFonts w:ascii="Times New Roman" w:hAnsi="Times New Roman" w:cs="Times New Roman"/>
+          <w:sz w:val="24"/>
+        </w:rPr>
+        <w:t xml:space="preserve"> // Applied Surface Science. – 2023. – V. 615. – P. 156212. DOI: 10.1016/j.apsusc.2022.156212 (Q1, IF: 6.9)</w:t>
       </w:r>
     </w:p>
     <w:p>
@@ -1092,7 +2750,7 @@
         <w:pStyle w:val="a3"/>
         <w:numPr>
           <w:ilvl w:val="0"/>
-          <w:numId w:val="4"/>
+          <w:numId w:val="6"/>
         </w:numPr>
         <w:spacing w:after="0" w:line="240" w:lineRule="auto"/>
         <w:rPr>
@@ -1100,12 +2758,213 @@
           <w:sz w:val="24"/>
         </w:rPr>
       </w:pPr>
-      <w:r>
-        <w:rPr>
-          <w:rFonts w:ascii="Times New Roman" w:hAnsi="Times New Roman" w:cs="Times New Roman"/>
-          <w:sz w:val="24"/>
-        </w:rPr>
-        <w:t xml:space="preserve">Dyshlyuk A. V., Inogamov N. A., Vitrik O. B. Optical Properties of the Substrate-Buried Spherical Dipole Nanoantenna // Bulletin of the Russian Academy of Sciences: Physics. – 2024. – V. 88. – Suppl 3. </w:t>
+      <w:proofErr w:type="spellStart"/>
+      <w:r>
+        <w:rPr>
+          <w:rFonts w:ascii="Times New Roman" w:hAnsi="Times New Roman" w:cs="Times New Roman"/>
+          <w:sz w:val="24"/>
+        </w:rPr>
+        <w:t>Dyshlyuk</w:t>
+      </w:r>
+      <w:proofErr w:type="spellEnd"/>
+      <w:r>
+        <w:rPr>
+          <w:rFonts w:ascii="Times New Roman" w:hAnsi="Times New Roman" w:cs="Times New Roman"/>
+          <w:sz w:val="24"/>
+        </w:rPr>
+        <w:t xml:space="preserve"> A. V., </w:t>
+      </w:r>
+      <w:proofErr w:type="spellStart"/>
+      <w:r>
+        <w:rPr>
+          <w:rFonts w:ascii="Times New Roman" w:hAnsi="Times New Roman" w:cs="Times New Roman"/>
+          <w:sz w:val="24"/>
+        </w:rPr>
+        <w:t>Inogamov</w:t>
+      </w:r>
+      <w:proofErr w:type="spellEnd"/>
+      <w:r>
+        <w:rPr>
+          <w:rFonts w:ascii="Times New Roman" w:hAnsi="Times New Roman" w:cs="Times New Roman"/>
+          <w:sz w:val="24"/>
+        </w:rPr>
+        <w:t xml:space="preserve"> N. A., </w:t>
+      </w:r>
+      <w:proofErr w:type="spellStart"/>
+      <w:r>
+        <w:rPr>
+          <w:rFonts w:ascii="Times New Roman" w:hAnsi="Times New Roman" w:cs="Times New Roman"/>
+          <w:sz w:val="24"/>
+        </w:rPr>
+        <w:t>Vitrik</w:t>
+      </w:r>
+      <w:proofErr w:type="spellEnd"/>
+      <w:r>
+        <w:rPr>
+          <w:rFonts w:ascii="Times New Roman" w:hAnsi="Times New Roman" w:cs="Times New Roman"/>
+          <w:sz w:val="24"/>
+        </w:rPr>
+        <w:t xml:space="preserve"> O. B. Optical Properties </w:t>
+      </w:r>
+      <w:proofErr w:type="spellStart"/>
+      <w:r>
+        <w:rPr>
+          <w:rFonts w:ascii="Times New Roman" w:hAnsi="Times New Roman" w:cs="Times New Roman"/>
+          <w:sz w:val="24"/>
+        </w:rPr>
+        <w:t>of</w:t>
+      </w:r>
+      <w:proofErr w:type="spellEnd"/>
+      <w:r>
+        <w:rPr>
+          <w:rFonts w:ascii="Times New Roman" w:hAnsi="Times New Roman" w:cs="Times New Roman"/>
+          <w:sz w:val="24"/>
+        </w:rPr>
+        <w:t xml:space="preserve"> </w:t>
+      </w:r>
+      <w:proofErr w:type="spellStart"/>
+      <w:r>
+        <w:rPr>
+          <w:rFonts w:ascii="Times New Roman" w:hAnsi="Times New Roman" w:cs="Times New Roman"/>
+          <w:sz w:val="24"/>
+        </w:rPr>
+        <w:t>the</w:t>
+      </w:r>
+      <w:proofErr w:type="spellEnd"/>
+      <w:r>
+        <w:rPr>
+          <w:rFonts w:ascii="Times New Roman" w:hAnsi="Times New Roman" w:cs="Times New Roman"/>
+          <w:sz w:val="24"/>
+        </w:rPr>
+        <w:t xml:space="preserve"> </w:t>
+      </w:r>
+      <w:proofErr w:type="spellStart"/>
+      <w:r>
+        <w:rPr>
+          <w:rFonts w:ascii="Times New Roman" w:hAnsi="Times New Roman" w:cs="Times New Roman"/>
+          <w:sz w:val="24"/>
+        </w:rPr>
+        <w:t>Substrate-Buried</w:t>
+      </w:r>
+      <w:proofErr w:type="spellEnd"/>
+      <w:r>
+        <w:rPr>
+          <w:rFonts w:ascii="Times New Roman" w:hAnsi="Times New Roman" w:cs="Times New Roman"/>
+          <w:sz w:val="24"/>
+        </w:rPr>
+        <w:t xml:space="preserve"> </w:t>
+      </w:r>
+      <w:proofErr w:type="spellStart"/>
+      <w:r>
+        <w:rPr>
+          <w:rFonts w:ascii="Times New Roman" w:hAnsi="Times New Roman" w:cs="Times New Roman"/>
+          <w:sz w:val="24"/>
+        </w:rPr>
+        <w:t>Spherical</w:t>
+      </w:r>
+      <w:proofErr w:type="spellEnd"/>
+      <w:r>
+        <w:rPr>
+          <w:rFonts w:ascii="Times New Roman" w:hAnsi="Times New Roman" w:cs="Times New Roman"/>
+          <w:sz w:val="24"/>
+        </w:rPr>
+        <w:t xml:space="preserve"> </w:t>
+      </w:r>
+      <w:proofErr w:type="spellStart"/>
+      <w:r>
+        <w:rPr>
+          <w:rFonts w:ascii="Times New Roman" w:hAnsi="Times New Roman" w:cs="Times New Roman"/>
+          <w:sz w:val="24"/>
+        </w:rPr>
+        <w:t>Dipole</w:t>
+      </w:r>
+      <w:proofErr w:type="spellEnd"/>
+      <w:r>
+        <w:rPr>
+          <w:rFonts w:ascii="Times New Roman" w:hAnsi="Times New Roman" w:cs="Times New Roman"/>
+          <w:sz w:val="24"/>
+        </w:rPr>
+        <w:t xml:space="preserve"> </w:t>
+      </w:r>
+      <w:proofErr w:type="spellStart"/>
+      <w:r>
+        <w:rPr>
+          <w:rFonts w:ascii="Times New Roman" w:hAnsi="Times New Roman" w:cs="Times New Roman"/>
+          <w:sz w:val="24"/>
+        </w:rPr>
+        <w:t>Nanoantenna</w:t>
+      </w:r>
+      <w:proofErr w:type="spellEnd"/>
+      <w:r>
+        <w:rPr>
+          <w:rFonts w:ascii="Times New Roman" w:hAnsi="Times New Roman" w:cs="Times New Roman"/>
+          <w:sz w:val="24"/>
+        </w:rPr>
+        <w:t xml:space="preserve"> // Bulletin </w:t>
+      </w:r>
+      <w:proofErr w:type="spellStart"/>
+      <w:r>
+        <w:rPr>
+          <w:rFonts w:ascii="Times New Roman" w:hAnsi="Times New Roman" w:cs="Times New Roman"/>
+          <w:sz w:val="24"/>
+        </w:rPr>
+        <w:t>of</w:t>
+      </w:r>
+      <w:proofErr w:type="spellEnd"/>
+      <w:r>
+        <w:rPr>
+          <w:rFonts w:ascii="Times New Roman" w:hAnsi="Times New Roman" w:cs="Times New Roman"/>
+          <w:sz w:val="24"/>
+        </w:rPr>
+        <w:t xml:space="preserve"> </w:t>
+      </w:r>
+      <w:proofErr w:type="spellStart"/>
+      <w:r>
+        <w:rPr>
+          <w:rFonts w:ascii="Times New Roman" w:hAnsi="Times New Roman" w:cs="Times New Roman"/>
+          <w:sz w:val="24"/>
+        </w:rPr>
+        <w:t>the</w:t>
+      </w:r>
+      <w:proofErr w:type="spellEnd"/>
+      <w:r>
+        <w:rPr>
+          <w:rFonts w:ascii="Times New Roman" w:hAnsi="Times New Roman" w:cs="Times New Roman"/>
+          <w:sz w:val="24"/>
+        </w:rPr>
+        <w:t xml:space="preserve"> Russian Academy </w:t>
+      </w:r>
+      <w:proofErr w:type="spellStart"/>
+      <w:r>
+        <w:rPr>
+          <w:rFonts w:ascii="Times New Roman" w:hAnsi="Times New Roman" w:cs="Times New Roman"/>
+          <w:sz w:val="24"/>
+        </w:rPr>
+        <w:t>of</w:t>
+      </w:r>
+      <w:proofErr w:type="spellEnd"/>
+      <w:r>
+        <w:rPr>
+          <w:rFonts w:ascii="Times New Roman" w:hAnsi="Times New Roman" w:cs="Times New Roman"/>
+          <w:sz w:val="24"/>
+        </w:rPr>
+        <w:t xml:space="preserve"> Sciences: Physics. – 2024. – V. 88. – </w:t>
+      </w:r>
+      <w:proofErr w:type="spellStart"/>
+      <w:r>
+        <w:rPr>
+          <w:rFonts w:ascii="Times New Roman" w:hAnsi="Times New Roman" w:cs="Times New Roman"/>
+          <w:sz w:val="24"/>
+        </w:rPr>
+        <w:t>Suppl</w:t>
+      </w:r>
+      <w:proofErr w:type="spellEnd"/>
+      <w:r>
+        <w:rPr>
+          <w:rFonts w:ascii="Times New Roman" w:hAnsi="Times New Roman" w:cs="Times New Roman"/>
+          <w:sz w:val="24"/>
+        </w:rPr>
+        <w:t xml:space="preserve"> 3. (RSCI, IF: 1.067)</w:t>
       </w:r>
     </w:p>
     <w:p>
@@ -1113,7 +2972,7 @@
         <w:pStyle w:val="a3"/>
         <w:numPr>
           <w:ilvl w:val="0"/>
-          <w:numId w:val="4"/>
+          <w:numId w:val="6"/>
         </w:numPr>
         <w:spacing w:after="0" w:line="240" w:lineRule="auto"/>
         <w:rPr>
@@ -1121,13 +2980,228 @@
           <w:sz w:val="24"/>
         </w:rPr>
       </w:pPr>
+      <w:proofErr w:type="spellStart"/>
       <w:r>
         <w:rPr>
           <w:rFonts w:ascii="Times New Roman" w:hAnsi="Times New Roman" w:cs="Times New Roman"/>
           <w:sz w:val="24"/>
         </w:rPr>
         <w:lastRenderedPageBreak/>
-        <w:t xml:space="preserve">Dyshlyuk A. V., Inogamov N. A., Vitrik O. B. Substrate-Embedded Dipole Nanoantenna Arrays: Collective Optical Response // Bulletin of the Russian Academy of Sciences: Physics. – 2025. – V. 89. – Suppl 4. </w:t>
+        <w:t>Dyshlyuk</w:t>
+      </w:r>
+      <w:proofErr w:type="spellEnd"/>
+      <w:r>
+        <w:rPr>
+          <w:rFonts w:ascii="Times New Roman" w:hAnsi="Times New Roman" w:cs="Times New Roman"/>
+          <w:sz w:val="24"/>
+        </w:rPr>
+        <w:t xml:space="preserve"> A. V., </w:t>
+      </w:r>
+      <w:proofErr w:type="spellStart"/>
+      <w:r>
+        <w:rPr>
+          <w:rFonts w:ascii="Times New Roman" w:hAnsi="Times New Roman" w:cs="Times New Roman"/>
+          <w:sz w:val="24"/>
+        </w:rPr>
+        <w:t>Inogamov</w:t>
+      </w:r>
+      <w:proofErr w:type="spellEnd"/>
+      <w:r>
+        <w:rPr>
+          <w:rFonts w:ascii="Times New Roman" w:hAnsi="Times New Roman" w:cs="Times New Roman"/>
+          <w:sz w:val="24"/>
+        </w:rPr>
+        <w:t xml:space="preserve"> N. A., </w:t>
+      </w:r>
+      <w:proofErr w:type="spellStart"/>
+      <w:r>
+        <w:rPr>
+          <w:rFonts w:ascii="Times New Roman" w:hAnsi="Times New Roman" w:cs="Times New Roman"/>
+          <w:sz w:val="24"/>
+        </w:rPr>
+        <w:t>Vitrik</w:t>
+      </w:r>
+      <w:proofErr w:type="spellEnd"/>
+      <w:r>
+        <w:rPr>
+          <w:rFonts w:ascii="Times New Roman" w:hAnsi="Times New Roman" w:cs="Times New Roman"/>
+          <w:sz w:val="24"/>
+        </w:rPr>
+        <w:t xml:space="preserve"> O. B. </w:t>
+      </w:r>
+      <w:proofErr w:type="spellStart"/>
+      <w:r>
+        <w:rPr>
+          <w:rFonts w:ascii="Times New Roman" w:hAnsi="Times New Roman" w:cs="Times New Roman"/>
+          <w:sz w:val="24"/>
+        </w:rPr>
+        <w:t>Substrate-Embedded</w:t>
+      </w:r>
+      <w:proofErr w:type="spellEnd"/>
+      <w:r>
+        <w:rPr>
+          <w:rFonts w:ascii="Times New Roman" w:hAnsi="Times New Roman" w:cs="Times New Roman"/>
+          <w:sz w:val="24"/>
+        </w:rPr>
+        <w:t xml:space="preserve"> </w:t>
+      </w:r>
+      <w:proofErr w:type="spellStart"/>
+      <w:r>
+        <w:rPr>
+          <w:rFonts w:ascii="Times New Roman" w:hAnsi="Times New Roman" w:cs="Times New Roman"/>
+          <w:sz w:val="24"/>
+        </w:rPr>
+        <w:t>Dipole</w:t>
+      </w:r>
+      <w:proofErr w:type="spellEnd"/>
+      <w:r>
+        <w:rPr>
+          <w:rFonts w:ascii="Times New Roman" w:hAnsi="Times New Roman" w:cs="Times New Roman"/>
+          <w:sz w:val="24"/>
+        </w:rPr>
+        <w:t xml:space="preserve"> </w:t>
+      </w:r>
+      <w:proofErr w:type="spellStart"/>
+      <w:r>
+        <w:rPr>
+          <w:rFonts w:ascii="Times New Roman" w:hAnsi="Times New Roman" w:cs="Times New Roman"/>
+          <w:sz w:val="24"/>
+        </w:rPr>
+        <w:t>Nanoantenna</w:t>
+      </w:r>
+      <w:proofErr w:type="spellEnd"/>
+      <w:r>
+        <w:rPr>
+          <w:rFonts w:ascii="Times New Roman" w:hAnsi="Times New Roman" w:cs="Times New Roman"/>
+          <w:sz w:val="24"/>
+        </w:rPr>
+        <w:t xml:space="preserve"> </w:t>
+      </w:r>
+      <w:proofErr w:type="spellStart"/>
+      <w:r>
+        <w:rPr>
+          <w:rFonts w:ascii="Times New Roman" w:hAnsi="Times New Roman" w:cs="Times New Roman"/>
+          <w:sz w:val="24"/>
+        </w:rPr>
+        <w:t>Arrays</w:t>
+      </w:r>
+      <w:proofErr w:type="spellEnd"/>
+      <w:r>
+        <w:rPr>
+          <w:rFonts w:ascii="Times New Roman" w:hAnsi="Times New Roman" w:cs="Times New Roman"/>
+          <w:sz w:val="24"/>
+        </w:rPr>
+        <w:t xml:space="preserve">: </w:t>
+      </w:r>
+      <w:proofErr w:type="spellStart"/>
+      <w:r>
+        <w:rPr>
+          <w:rFonts w:ascii="Times New Roman" w:hAnsi="Times New Roman" w:cs="Times New Roman"/>
+          <w:sz w:val="24"/>
+        </w:rPr>
+        <w:t>Collective</w:t>
+      </w:r>
+      <w:proofErr w:type="spellEnd"/>
+      <w:r>
+        <w:rPr>
+          <w:rFonts w:ascii="Times New Roman" w:hAnsi="Times New Roman" w:cs="Times New Roman"/>
+          <w:sz w:val="24"/>
+        </w:rPr>
+        <w:t xml:space="preserve"> Optical Response // Bulletin </w:t>
+      </w:r>
+      <w:proofErr w:type="spellStart"/>
+      <w:r>
+        <w:rPr>
+          <w:rFonts w:ascii="Times New Roman" w:hAnsi="Times New Roman" w:cs="Times New Roman"/>
+          <w:sz w:val="24"/>
+        </w:rPr>
+        <w:t>of</w:t>
+      </w:r>
+      <w:proofErr w:type="spellEnd"/>
+      <w:r>
+        <w:rPr>
+          <w:rFonts w:ascii="Times New Roman" w:hAnsi="Times New Roman" w:cs="Times New Roman"/>
+          <w:sz w:val="24"/>
+        </w:rPr>
+        <w:t xml:space="preserve"> </w:t>
+      </w:r>
+      <w:proofErr w:type="spellStart"/>
+      <w:r>
+        <w:rPr>
+          <w:rFonts w:ascii="Times New Roman" w:hAnsi="Times New Roman" w:cs="Times New Roman"/>
+          <w:sz w:val="24"/>
+        </w:rPr>
+        <w:t>the</w:t>
+      </w:r>
+      <w:proofErr w:type="spellEnd"/>
+      <w:r>
+        <w:rPr>
+          <w:rFonts w:ascii="Times New Roman" w:hAnsi="Times New Roman" w:cs="Times New Roman"/>
+          <w:sz w:val="24"/>
+        </w:rPr>
+        <w:t xml:space="preserve"> Russian Academy </w:t>
+      </w:r>
+      <w:proofErr w:type="spellStart"/>
+      <w:r>
+        <w:rPr>
+          <w:rFonts w:ascii="Times New Roman" w:hAnsi="Times New Roman" w:cs="Times New Roman"/>
+          <w:sz w:val="24"/>
+        </w:rPr>
+        <w:t>of</w:t>
+      </w:r>
+      <w:proofErr w:type="spellEnd"/>
+      <w:r>
+        <w:rPr>
+          <w:rFonts w:ascii="Times New Roman" w:hAnsi="Times New Roman" w:cs="Times New Roman"/>
+          <w:sz w:val="24"/>
+        </w:rPr>
+        <w:t xml:space="preserve"> Sciences: Physics. – 2025. – V. 89. – </w:t>
+      </w:r>
+      <w:proofErr w:type="spellStart"/>
+      <w:r>
+        <w:rPr>
+          <w:rFonts w:ascii="Times New Roman" w:hAnsi="Times New Roman" w:cs="Times New Roman"/>
+          <w:sz w:val="24"/>
+        </w:rPr>
+        <w:t>Suppl</w:t>
+      </w:r>
+      <w:proofErr w:type="spellEnd"/>
+      <w:r>
+        <w:rPr>
+          <w:rFonts w:ascii="Times New Roman" w:hAnsi="Times New Roman" w:cs="Times New Roman"/>
+          <w:sz w:val="24"/>
+        </w:rPr>
+        <w:t xml:space="preserve"> 4. (</w:t>
+      </w:r>
+      <w:r>
+        <w:rPr>
+          <w:rFonts w:ascii="Times New Roman" w:hAnsi="Times New Roman" w:cs="Times New Roman"/>
+          <w:sz w:val="24"/>
+          <w:lang w:val="en-US"/>
+        </w:rPr>
+        <w:t>R</w:t>
+      </w:r>
+      <w:r>
+        <w:rPr>
+          <w:rFonts w:ascii="Times New Roman" w:hAnsi="Times New Roman" w:cs="Times New Roman"/>
+          <w:sz w:val="24"/>
+        </w:rPr>
+        <w:t>SCI, I</w:t>
+      </w:r>
+      <w:r>
+        <w:rPr>
+          <w:rFonts w:ascii="Times New Roman" w:hAnsi="Times New Roman" w:cs="Times New Roman"/>
+          <w:sz w:val="24"/>
+          <w:lang w:val="en-US"/>
+        </w:rPr>
+        <w:t>F:</w:t>
+      </w:r>
+      <w:r>
+        <w:rPr>
+          <w:rFonts w:ascii="Times New Roman" w:hAnsi="Times New Roman" w:cs="Times New Roman"/>
+          <w:sz w:val="24"/>
+        </w:rPr>
+        <w:t xml:space="preserve"> 1.067)</w:t>
       </w:r>
     </w:p>
     <w:p>
@@ -1135,7 +3209,7 @@
         <w:pStyle w:val="a3"/>
         <w:numPr>
           <w:ilvl w:val="0"/>
-          <w:numId w:val="4"/>
+          <w:numId w:val="6"/>
         </w:numPr>
         <w:spacing w:after="0" w:line="240" w:lineRule="auto"/>
         <w:rPr>
@@ -1143,19 +3217,261 @@
           <w:sz w:val="24"/>
         </w:rPr>
       </w:pPr>
-      <w:r>
-        <w:rPr>
-          <w:rFonts w:ascii="Times New Roman" w:hAnsi="Times New Roman" w:cs="Times New Roman"/>
-          <w:sz w:val="24"/>
-        </w:rPr>
-        <w:t>Dyshlyuk A. V., Romashevskiy S. A., Petrov Yu. V., Khokhlov V. A., Vitrik O. B., Inogamov N. A. Simulation of Brillouin Oscillations Generated by a Metamaterial Based on a Nanostructured Nickel Film // JETP Letters. – 2026. – V. 123. – No. 3</w:t>
-      </w:r>
-      <w:r>
-        <w:rPr>
-          <w:rFonts w:ascii="Times New Roman" w:hAnsi="Times New Roman" w:cs="Times New Roman"/>
-          <w:sz w:val="24"/>
-        </w:rPr>
-        <w:t>.</w:t>
+      <w:proofErr w:type="spellStart"/>
+      <w:r>
+        <w:rPr>
+          <w:rFonts w:ascii="Times New Roman" w:hAnsi="Times New Roman" w:cs="Times New Roman"/>
+          <w:sz w:val="24"/>
+        </w:rPr>
+        <w:t>Dyshlyuk</w:t>
+      </w:r>
+      <w:proofErr w:type="spellEnd"/>
+      <w:r>
+        <w:rPr>
+          <w:rFonts w:ascii="Times New Roman" w:hAnsi="Times New Roman" w:cs="Times New Roman"/>
+          <w:sz w:val="24"/>
+        </w:rPr>
+        <w:t xml:space="preserve"> A. V., </w:t>
+      </w:r>
+      <w:proofErr w:type="spellStart"/>
+      <w:r>
+        <w:rPr>
+          <w:rFonts w:ascii="Times New Roman" w:hAnsi="Times New Roman" w:cs="Times New Roman"/>
+          <w:sz w:val="24"/>
+        </w:rPr>
+        <w:t>Romashevskiy</w:t>
+      </w:r>
+      <w:proofErr w:type="spellEnd"/>
+      <w:r>
+        <w:rPr>
+          <w:rFonts w:ascii="Times New Roman" w:hAnsi="Times New Roman" w:cs="Times New Roman"/>
+          <w:sz w:val="24"/>
+        </w:rPr>
+        <w:t xml:space="preserve"> S. A., </w:t>
+      </w:r>
+      <w:proofErr w:type="spellStart"/>
+      <w:r>
+        <w:rPr>
+          <w:rFonts w:ascii="Times New Roman" w:hAnsi="Times New Roman" w:cs="Times New Roman"/>
+          <w:sz w:val="24"/>
+        </w:rPr>
+        <w:t>Petrov</w:t>
+      </w:r>
+      <w:proofErr w:type="spellEnd"/>
+      <w:r>
+        <w:rPr>
+          <w:rFonts w:ascii="Times New Roman" w:hAnsi="Times New Roman" w:cs="Times New Roman"/>
+          <w:sz w:val="24"/>
+        </w:rPr>
+        <w:t xml:space="preserve"> </w:t>
+      </w:r>
+      <w:proofErr w:type="spellStart"/>
+      <w:r>
+        <w:rPr>
+          <w:rFonts w:ascii="Times New Roman" w:hAnsi="Times New Roman" w:cs="Times New Roman"/>
+          <w:sz w:val="24"/>
+        </w:rPr>
+        <w:t>Yu</w:t>
+      </w:r>
+      <w:proofErr w:type="spellEnd"/>
+      <w:r>
+        <w:rPr>
+          <w:rFonts w:ascii="Times New Roman" w:hAnsi="Times New Roman" w:cs="Times New Roman"/>
+          <w:sz w:val="24"/>
+        </w:rPr>
+        <w:t xml:space="preserve">. V., </w:t>
+      </w:r>
+      <w:proofErr w:type="spellStart"/>
+      <w:r>
+        <w:rPr>
+          <w:rFonts w:ascii="Times New Roman" w:hAnsi="Times New Roman" w:cs="Times New Roman"/>
+          <w:sz w:val="24"/>
+        </w:rPr>
+        <w:t>Khokhlov</w:t>
+      </w:r>
+      <w:proofErr w:type="spellEnd"/>
+      <w:r>
+        <w:rPr>
+          <w:rFonts w:ascii="Times New Roman" w:hAnsi="Times New Roman" w:cs="Times New Roman"/>
+          <w:sz w:val="24"/>
+        </w:rPr>
+        <w:t xml:space="preserve"> V. A., </w:t>
+      </w:r>
+      <w:proofErr w:type="spellStart"/>
+      <w:r>
+        <w:rPr>
+          <w:rFonts w:ascii="Times New Roman" w:hAnsi="Times New Roman" w:cs="Times New Roman"/>
+          <w:sz w:val="24"/>
+        </w:rPr>
+        <w:t>Vitrik</w:t>
+      </w:r>
+      <w:proofErr w:type="spellEnd"/>
+      <w:r>
+        <w:rPr>
+          <w:rFonts w:ascii="Times New Roman" w:hAnsi="Times New Roman" w:cs="Times New Roman"/>
+          <w:sz w:val="24"/>
+        </w:rPr>
+        <w:t xml:space="preserve"> O. B., </w:t>
+      </w:r>
+      <w:proofErr w:type="spellStart"/>
+      <w:r>
+        <w:rPr>
+          <w:rFonts w:ascii="Times New Roman" w:hAnsi="Times New Roman" w:cs="Times New Roman"/>
+          <w:sz w:val="24"/>
+        </w:rPr>
+        <w:t>Inogamov</w:t>
+      </w:r>
+      <w:proofErr w:type="spellEnd"/>
+      <w:r>
+        <w:rPr>
+          <w:rFonts w:ascii="Times New Roman" w:hAnsi="Times New Roman" w:cs="Times New Roman"/>
+          <w:sz w:val="24"/>
+        </w:rPr>
+        <w:t xml:space="preserve"> N. A. </w:t>
+      </w:r>
+      <w:proofErr w:type="spellStart"/>
+      <w:r>
+        <w:rPr>
+          <w:rFonts w:ascii="Times New Roman" w:hAnsi="Times New Roman" w:cs="Times New Roman"/>
+          <w:sz w:val="24"/>
+        </w:rPr>
+        <w:t>Simulation</w:t>
+      </w:r>
+      <w:proofErr w:type="spellEnd"/>
+      <w:r>
+        <w:rPr>
+          <w:rFonts w:ascii="Times New Roman" w:hAnsi="Times New Roman" w:cs="Times New Roman"/>
+          <w:sz w:val="24"/>
+        </w:rPr>
+        <w:t xml:space="preserve"> </w:t>
+      </w:r>
+      <w:proofErr w:type="spellStart"/>
+      <w:r>
+        <w:rPr>
+          <w:rFonts w:ascii="Times New Roman" w:hAnsi="Times New Roman" w:cs="Times New Roman"/>
+          <w:sz w:val="24"/>
+        </w:rPr>
+        <w:t>of</w:t>
+      </w:r>
+      <w:proofErr w:type="spellEnd"/>
+      <w:r>
+        <w:rPr>
+          <w:rFonts w:ascii="Times New Roman" w:hAnsi="Times New Roman" w:cs="Times New Roman"/>
+          <w:sz w:val="24"/>
+        </w:rPr>
+        <w:t xml:space="preserve"> </w:t>
+      </w:r>
+      <w:proofErr w:type="spellStart"/>
+      <w:r>
+        <w:rPr>
+          <w:rFonts w:ascii="Times New Roman" w:hAnsi="Times New Roman" w:cs="Times New Roman"/>
+          <w:sz w:val="24"/>
+        </w:rPr>
+        <w:t>Brillouin</w:t>
+      </w:r>
+      <w:proofErr w:type="spellEnd"/>
+      <w:r>
+        <w:rPr>
+          <w:rFonts w:ascii="Times New Roman" w:hAnsi="Times New Roman" w:cs="Times New Roman"/>
+          <w:sz w:val="24"/>
+        </w:rPr>
+        <w:t xml:space="preserve"> </w:t>
+      </w:r>
+      <w:proofErr w:type="spellStart"/>
+      <w:r>
+        <w:rPr>
+          <w:rFonts w:ascii="Times New Roman" w:hAnsi="Times New Roman" w:cs="Times New Roman"/>
+          <w:sz w:val="24"/>
+        </w:rPr>
+        <w:t>Oscillations</w:t>
+      </w:r>
+      <w:proofErr w:type="spellEnd"/>
+      <w:r>
+        <w:rPr>
+          <w:rFonts w:ascii="Times New Roman" w:hAnsi="Times New Roman" w:cs="Times New Roman"/>
+          <w:sz w:val="24"/>
+        </w:rPr>
+        <w:t xml:space="preserve"> </w:t>
+      </w:r>
+      <w:proofErr w:type="spellStart"/>
+      <w:r>
+        <w:rPr>
+          <w:rFonts w:ascii="Times New Roman" w:hAnsi="Times New Roman" w:cs="Times New Roman"/>
+          <w:sz w:val="24"/>
+        </w:rPr>
+        <w:t>Generated</w:t>
+      </w:r>
+      <w:proofErr w:type="spellEnd"/>
+      <w:r>
+        <w:rPr>
+          <w:rFonts w:ascii="Times New Roman" w:hAnsi="Times New Roman" w:cs="Times New Roman"/>
+          <w:sz w:val="24"/>
+        </w:rPr>
+        <w:t xml:space="preserve"> </w:t>
+      </w:r>
+      <w:proofErr w:type="spellStart"/>
+      <w:r>
+        <w:rPr>
+          <w:rFonts w:ascii="Times New Roman" w:hAnsi="Times New Roman" w:cs="Times New Roman"/>
+          <w:sz w:val="24"/>
+        </w:rPr>
+        <w:t>by</w:t>
+      </w:r>
+      <w:proofErr w:type="spellEnd"/>
+      <w:r>
+        <w:rPr>
+          <w:rFonts w:ascii="Times New Roman" w:hAnsi="Times New Roman" w:cs="Times New Roman"/>
+          <w:sz w:val="24"/>
+        </w:rPr>
+        <w:t xml:space="preserve"> a </w:t>
+      </w:r>
+      <w:proofErr w:type="spellStart"/>
+      <w:r>
+        <w:rPr>
+          <w:rFonts w:ascii="Times New Roman" w:hAnsi="Times New Roman" w:cs="Times New Roman"/>
+          <w:sz w:val="24"/>
+        </w:rPr>
+        <w:t>Metamaterial</w:t>
+      </w:r>
+      <w:proofErr w:type="spellEnd"/>
+      <w:r>
+        <w:rPr>
+          <w:rFonts w:ascii="Times New Roman" w:hAnsi="Times New Roman" w:cs="Times New Roman"/>
+          <w:sz w:val="24"/>
+        </w:rPr>
+        <w:t xml:space="preserve"> Based on a </w:t>
+      </w:r>
+      <w:proofErr w:type="spellStart"/>
+      <w:r>
+        <w:rPr>
+          <w:rFonts w:ascii="Times New Roman" w:hAnsi="Times New Roman" w:cs="Times New Roman"/>
+          <w:sz w:val="24"/>
+        </w:rPr>
+        <w:t>Nanostructured</w:t>
+      </w:r>
+      <w:proofErr w:type="spellEnd"/>
+      <w:r>
+        <w:rPr>
+          <w:rFonts w:ascii="Times New Roman" w:hAnsi="Times New Roman" w:cs="Times New Roman"/>
+          <w:sz w:val="24"/>
+        </w:rPr>
+        <w:t xml:space="preserve"> </w:t>
+      </w:r>
+      <w:proofErr w:type="spellStart"/>
+      <w:r>
+        <w:rPr>
+          <w:rFonts w:ascii="Times New Roman" w:hAnsi="Times New Roman" w:cs="Times New Roman"/>
+          <w:sz w:val="24"/>
+        </w:rPr>
+        <w:t>Nickel</w:t>
+      </w:r>
+      <w:proofErr w:type="spellEnd"/>
+      <w:r>
+        <w:rPr>
+          <w:rFonts w:ascii="Times New Roman" w:hAnsi="Times New Roman" w:cs="Times New Roman"/>
+          <w:sz w:val="24"/>
+        </w:rPr>
+        <w:t xml:space="preserve"> Film // JETP Letters. – 2026. – V. 123. – No. 3. (Q2, IF: 1.3)</w:t>
       </w:r>
     </w:p>
     <w:p>
@@ -1163,7 +3479,7 @@
         <w:pStyle w:val="a3"/>
         <w:numPr>
           <w:ilvl w:val="0"/>
-          <w:numId w:val="4"/>
+          <w:numId w:val="6"/>
         </w:numPr>
         <w:spacing w:after="0" w:line="240" w:lineRule="auto"/>
         <w:rPr>
@@ -1176,30 +3492,420 @@
           <w:rFonts w:ascii="Times New Roman" w:hAnsi="Times New Roman" w:cs="Times New Roman"/>
           <w:sz w:val="24"/>
         </w:rPr>
-        <w:t>Петров Ю.В., Ромашевский С.А., Дышлюк А.В., Хохлов В.А., Еганова Е.М., Поляков М.В., Евлашин С.А., Ашитков С.И., Витрик О.Б., Иногамов Н.А. АНОМАЛЬНОЕ ПРОПУСКАНИЕ СВЕТА ОПТИЧЕСКИ ТОЛСТЫМИ ПЛЕНКАМИ НИКЕЛЯ, ЯВЛЯЮЩИМИСЯ ОПТОАКУСТИЧЕСКИМИ ТРАНСДЬЮСЕРАМИ // Журнал экспериментальной и теоретической физики. - 2025. - Т. 167. - №5. - C. 645-671. doi: 10.31857/S0044451025050049</w:t>
-      </w:r>
-    </w:p>
-    <w:p>
-      <w:pPr>
+        <w:t xml:space="preserve">Петров </w:t>
+      </w:r>
+      <w:proofErr w:type="gramStart"/>
+      <w:r>
+        <w:rPr>
+          <w:rFonts w:ascii="Times New Roman" w:hAnsi="Times New Roman" w:cs="Times New Roman"/>
+          <w:sz w:val="24"/>
+        </w:rPr>
+        <w:t>Ю.В.</w:t>
+      </w:r>
+      <w:proofErr w:type="gramEnd"/>
+      <w:r>
+        <w:rPr>
+          <w:rFonts w:ascii="Times New Roman" w:hAnsi="Times New Roman" w:cs="Times New Roman"/>
+          <w:sz w:val="24"/>
+        </w:rPr>
+        <w:t xml:space="preserve">, </w:t>
+      </w:r>
+      <w:proofErr w:type="spellStart"/>
+      <w:r>
+        <w:rPr>
+          <w:rFonts w:ascii="Times New Roman" w:hAnsi="Times New Roman" w:cs="Times New Roman"/>
+          <w:sz w:val="24"/>
+        </w:rPr>
+        <w:t>Ромашевский</w:t>
+      </w:r>
+      <w:proofErr w:type="spellEnd"/>
+      <w:r>
+        <w:rPr>
+          <w:rFonts w:ascii="Times New Roman" w:hAnsi="Times New Roman" w:cs="Times New Roman"/>
+          <w:sz w:val="24"/>
+        </w:rPr>
+        <w:t xml:space="preserve"> С.А., </w:t>
+      </w:r>
+      <w:proofErr w:type="spellStart"/>
+      <w:r>
+        <w:rPr>
+          <w:rFonts w:ascii="Times New Roman" w:hAnsi="Times New Roman" w:cs="Times New Roman"/>
+          <w:sz w:val="24"/>
+        </w:rPr>
+        <w:t>Дышлюк</w:t>
+      </w:r>
+      <w:proofErr w:type="spellEnd"/>
+      <w:r>
+        <w:rPr>
+          <w:rFonts w:ascii="Times New Roman" w:hAnsi="Times New Roman" w:cs="Times New Roman"/>
+          <w:sz w:val="24"/>
+        </w:rPr>
+        <w:t xml:space="preserve"> А.В., Хохлов В.А., Еганова Е.М., Поляков М.В., </w:t>
+      </w:r>
+      <w:proofErr w:type="spellStart"/>
+      <w:r>
+        <w:rPr>
+          <w:rFonts w:ascii="Times New Roman" w:hAnsi="Times New Roman" w:cs="Times New Roman"/>
+          <w:sz w:val="24"/>
+        </w:rPr>
+        <w:t>Евлашин</w:t>
+      </w:r>
+      <w:proofErr w:type="spellEnd"/>
+      <w:r>
+        <w:rPr>
+          <w:rFonts w:ascii="Times New Roman" w:hAnsi="Times New Roman" w:cs="Times New Roman"/>
+          <w:sz w:val="24"/>
+        </w:rPr>
+        <w:t xml:space="preserve"> С.А., </w:t>
+      </w:r>
+      <w:proofErr w:type="spellStart"/>
+      <w:r>
+        <w:rPr>
+          <w:rFonts w:ascii="Times New Roman" w:hAnsi="Times New Roman" w:cs="Times New Roman"/>
+          <w:sz w:val="24"/>
+        </w:rPr>
+        <w:t>Ашитков</w:t>
+      </w:r>
+      <w:proofErr w:type="spellEnd"/>
+      <w:r>
+        <w:rPr>
+          <w:rFonts w:ascii="Times New Roman" w:hAnsi="Times New Roman" w:cs="Times New Roman"/>
+          <w:sz w:val="24"/>
+        </w:rPr>
+        <w:t xml:space="preserve"> С.И., </w:t>
+      </w:r>
+      <w:proofErr w:type="spellStart"/>
+      <w:r>
+        <w:rPr>
+          <w:rFonts w:ascii="Times New Roman" w:hAnsi="Times New Roman" w:cs="Times New Roman"/>
+          <w:sz w:val="24"/>
+        </w:rPr>
+        <w:t>Витрик</w:t>
+      </w:r>
+      <w:proofErr w:type="spellEnd"/>
+      <w:r>
+        <w:rPr>
+          <w:rFonts w:ascii="Times New Roman" w:hAnsi="Times New Roman" w:cs="Times New Roman"/>
+          <w:sz w:val="24"/>
+        </w:rPr>
+        <w:t xml:space="preserve"> О.Б., </w:t>
+      </w:r>
+      <w:proofErr w:type="spellStart"/>
+      <w:r>
+        <w:rPr>
+          <w:rFonts w:ascii="Times New Roman" w:hAnsi="Times New Roman" w:cs="Times New Roman"/>
+          <w:sz w:val="24"/>
+        </w:rPr>
+        <w:t>Иногамов</w:t>
+      </w:r>
+      <w:proofErr w:type="spellEnd"/>
+      <w:r>
+        <w:rPr>
+          <w:rFonts w:ascii="Times New Roman" w:hAnsi="Times New Roman" w:cs="Times New Roman"/>
+          <w:sz w:val="24"/>
+        </w:rPr>
+        <w:t xml:space="preserve"> Н.А. АНОМАЛЬНОЕ ПРОПУСКАНИЕ СВЕТА ОПТИЧЕСКИ ТОЛСТЫМИ ПЛЕНКАМИ НИКЕЛЯ, ЯВЛЯЮЩИМИСЯ ОПТОАКУСТИЧЕСКИМИ ТРАНСДЬЮСЕРАМИ // Журнал экспериментальной и теоретической физики. - 2025. - Т. 167. - №5. - C. </w:t>
+      </w:r>
+      <w:proofErr w:type="gramStart"/>
+      <w:r>
+        <w:rPr>
+          <w:rFonts w:ascii="Times New Roman" w:hAnsi="Times New Roman" w:cs="Times New Roman"/>
+          <w:sz w:val="24"/>
+        </w:rPr>
+        <w:t>645-671</w:t>
+      </w:r>
+      <w:proofErr w:type="gramEnd"/>
+      <w:r>
+        <w:rPr>
+          <w:rFonts w:ascii="Times New Roman" w:hAnsi="Times New Roman" w:cs="Times New Roman"/>
+          <w:sz w:val="24"/>
+        </w:rPr>
+        <w:t xml:space="preserve">. </w:t>
+      </w:r>
+      <w:proofErr w:type="spellStart"/>
+      <w:r>
+        <w:rPr>
+          <w:rFonts w:ascii="Times New Roman" w:hAnsi="Times New Roman" w:cs="Times New Roman"/>
+          <w:sz w:val="24"/>
+        </w:rPr>
+        <w:t>doi</w:t>
+      </w:r>
+      <w:proofErr w:type="spellEnd"/>
+      <w:r>
+        <w:rPr>
+          <w:rFonts w:ascii="Times New Roman" w:hAnsi="Times New Roman" w:cs="Times New Roman"/>
+          <w:sz w:val="24"/>
+        </w:rPr>
+        <w:t>: 10.31857/S0044451025050049 (RSCI)</w:t>
+      </w:r>
+    </w:p>
+    <w:p>
+      <w:pPr>
+        <w:pStyle w:val="a3"/>
+        <w:numPr>
+          <w:ilvl w:val="0"/>
+          <w:numId w:val="6"/>
+        </w:numPr>
         <w:spacing w:after="0" w:line="240" w:lineRule="auto"/>
         <w:rPr>
+          <w:rFonts w:ascii="Times New Roman" w:hAnsi="Times New Roman" w:cs="Times New Roman"/>
+          <w:sz w:val="24"/>
+        </w:rPr>
+      </w:pPr>
+      <w:proofErr w:type="spellStart"/>
+      <w:r>
+        <w:rPr>
+          <w:rFonts w:ascii="Times New Roman" w:hAnsi="Times New Roman" w:cs="Times New Roman"/>
+          <w:sz w:val="24"/>
+        </w:rPr>
+        <w:t>Dyshlyuk</w:t>
+      </w:r>
+      <w:proofErr w:type="spellEnd"/>
+      <w:r>
+        <w:rPr>
+          <w:rFonts w:ascii="Times New Roman" w:hAnsi="Times New Roman" w:cs="Times New Roman"/>
+          <w:sz w:val="24"/>
+        </w:rPr>
+        <w:t xml:space="preserve">, A.V., </w:t>
+      </w:r>
+      <w:proofErr w:type="spellStart"/>
+      <w:r>
+        <w:rPr>
+          <w:rFonts w:ascii="Times New Roman" w:hAnsi="Times New Roman" w:cs="Times New Roman"/>
+          <w:sz w:val="24"/>
+        </w:rPr>
+        <w:t>Romashevskiy</w:t>
+      </w:r>
+      <w:proofErr w:type="spellEnd"/>
+      <w:r>
+        <w:rPr>
+          <w:rFonts w:ascii="Times New Roman" w:hAnsi="Times New Roman" w:cs="Times New Roman"/>
+          <w:sz w:val="24"/>
+        </w:rPr>
+        <w:t xml:space="preserve">, S.A., </w:t>
+      </w:r>
+      <w:proofErr w:type="spellStart"/>
+      <w:r>
+        <w:rPr>
+          <w:rFonts w:ascii="Times New Roman" w:hAnsi="Times New Roman" w:cs="Times New Roman"/>
+          <w:sz w:val="24"/>
+        </w:rPr>
+        <w:t>Petrov</w:t>
+      </w:r>
+      <w:proofErr w:type="spellEnd"/>
+      <w:r>
+        <w:rPr>
+          <w:rFonts w:ascii="Times New Roman" w:hAnsi="Times New Roman" w:cs="Times New Roman"/>
+          <w:sz w:val="24"/>
+        </w:rPr>
+        <w:t xml:space="preserve">, Y.V. et al. </w:t>
+      </w:r>
+      <w:proofErr w:type="spellStart"/>
+      <w:r>
+        <w:rPr>
+          <w:rFonts w:ascii="Times New Roman" w:hAnsi="Times New Roman" w:cs="Times New Roman"/>
+          <w:sz w:val="24"/>
+        </w:rPr>
+        <w:t>Simulation</w:t>
+      </w:r>
+      <w:proofErr w:type="spellEnd"/>
+      <w:r>
+        <w:rPr>
+          <w:rFonts w:ascii="Times New Roman" w:hAnsi="Times New Roman" w:cs="Times New Roman"/>
+          <w:sz w:val="24"/>
+        </w:rPr>
+        <w:t xml:space="preserve"> </w:t>
+      </w:r>
+      <w:proofErr w:type="spellStart"/>
+      <w:r>
+        <w:rPr>
+          <w:rFonts w:ascii="Times New Roman" w:hAnsi="Times New Roman" w:cs="Times New Roman"/>
+          <w:sz w:val="24"/>
+        </w:rPr>
+        <w:t>of</w:t>
+      </w:r>
+      <w:proofErr w:type="spellEnd"/>
+      <w:r>
+        <w:rPr>
+          <w:rFonts w:ascii="Times New Roman" w:hAnsi="Times New Roman" w:cs="Times New Roman"/>
+          <w:sz w:val="24"/>
+        </w:rPr>
+        <w:t xml:space="preserve"> </w:t>
+      </w:r>
+      <w:proofErr w:type="spellStart"/>
+      <w:r>
+        <w:rPr>
+          <w:rFonts w:ascii="Times New Roman" w:hAnsi="Times New Roman" w:cs="Times New Roman"/>
+          <w:sz w:val="24"/>
+        </w:rPr>
+        <w:t>Brillouin</w:t>
+      </w:r>
+      <w:proofErr w:type="spellEnd"/>
+      <w:r>
+        <w:rPr>
+          <w:rFonts w:ascii="Times New Roman" w:hAnsi="Times New Roman" w:cs="Times New Roman"/>
+          <w:sz w:val="24"/>
+        </w:rPr>
+        <w:t xml:space="preserve"> </w:t>
+      </w:r>
+      <w:proofErr w:type="spellStart"/>
+      <w:r>
+        <w:rPr>
+          <w:rFonts w:ascii="Times New Roman" w:hAnsi="Times New Roman" w:cs="Times New Roman"/>
+          <w:sz w:val="24"/>
+        </w:rPr>
+        <w:t>Oscillations</w:t>
+      </w:r>
+      <w:proofErr w:type="spellEnd"/>
+      <w:r>
+        <w:rPr>
+          <w:rFonts w:ascii="Times New Roman" w:hAnsi="Times New Roman" w:cs="Times New Roman"/>
+          <w:sz w:val="24"/>
+        </w:rPr>
+        <w:t xml:space="preserve"> </w:t>
+      </w:r>
+      <w:proofErr w:type="spellStart"/>
+      <w:r>
+        <w:rPr>
+          <w:rFonts w:ascii="Times New Roman" w:hAnsi="Times New Roman" w:cs="Times New Roman"/>
+          <w:sz w:val="24"/>
+        </w:rPr>
+        <w:t>Generated</w:t>
+      </w:r>
+      <w:proofErr w:type="spellEnd"/>
+      <w:r>
+        <w:rPr>
+          <w:rFonts w:ascii="Times New Roman" w:hAnsi="Times New Roman" w:cs="Times New Roman"/>
+          <w:sz w:val="24"/>
+        </w:rPr>
+        <w:t xml:space="preserve"> </w:t>
+      </w:r>
+      <w:proofErr w:type="spellStart"/>
+      <w:r>
+        <w:rPr>
+          <w:rFonts w:ascii="Times New Roman" w:hAnsi="Times New Roman" w:cs="Times New Roman"/>
+          <w:sz w:val="24"/>
+        </w:rPr>
+        <w:t>by</w:t>
+      </w:r>
+      <w:proofErr w:type="spellEnd"/>
+      <w:r>
+        <w:rPr>
+          <w:rFonts w:ascii="Times New Roman" w:hAnsi="Times New Roman" w:cs="Times New Roman"/>
+          <w:sz w:val="24"/>
+        </w:rPr>
+        <w:t xml:space="preserve"> a </w:t>
+      </w:r>
+      <w:proofErr w:type="spellStart"/>
+      <w:r>
+        <w:rPr>
+          <w:rFonts w:ascii="Times New Roman" w:hAnsi="Times New Roman" w:cs="Times New Roman"/>
+          <w:sz w:val="24"/>
+        </w:rPr>
+        <w:t>Metamaterial</w:t>
+      </w:r>
+      <w:proofErr w:type="spellEnd"/>
+      <w:r>
+        <w:rPr>
+          <w:rFonts w:ascii="Times New Roman" w:hAnsi="Times New Roman" w:cs="Times New Roman"/>
+          <w:sz w:val="24"/>
+        </w:rPr>
+        <w:t xml:space="preserve"> Based on a </w:t>
+      </w:r>
+      <w:proofErr w:type="spellStart"/>
+      <w:r>
+        <w:rPr>
+          <w:rFonts w:ascii="Times New Roman" w:hAnsi="Times New Roman" w:cs="Times New Roman"/>
+          <w:sz w:val="24"/>
+        </w:rPr>
+        <w:t>Nanostructured</w:t>
+      </w:r>
+      <w:proofErr w:type="spellEnd"/>
+      <w:r>
+        <w:rPr>
+          <w:rFonts w:ascii="Times New Roman" w:hAnsi="Times New Roman" w:cs="Times New Roman"/>
+          <w:sz w:val="24"/>
+        </w:rPr>
+        <w:t xml:space="preserve"> </w:t>
+      </w:r>
+      <w:proofErr w:type="spellStart"/>
+      <w:r>
+        <w:rPr>
+          <w:rFonts w:ascii="Times New Roman" w:hAnsi="Times New Roman" w:cs="Times New Roman"/>
+          <w:sz w:val="24"/>
+        </w:rPr>
+        <w:t>Nickel</w:t>
+      </w:r>
+      <w:proofErr w:type="spellEnd"/>
+      <w:r>
+        <w:rPr>
+          <w:rFonts w:ascii="Times New Roman" w:hAnsi="Times New Roman" w:cs="Times New Roman"/>
+          <w:sz w:val="24"/>
+        </w:rPr>
+        <w:t xml:space="preserve"> Film. </w:t>
+      </w:r>
+      <w:proofErr w:type="spellStart"/>
+      <w:r>
+        <w:rPr>
+          <w:rFonts w:ascii="Times New Roman" w:hAnsi="Times New Roman" w:cs="Times New Roman"/>
+          <w:sz w:val="24"/>
+        </w:rPr>
+        <w:t>Jetp</w:t>
+      </w:r>
+      <w:proofErr w:type="spellEnd"/>
+      <w:r>
+        <w:rPr>
+          <w:rFonts w:ascii="Times New Roman" w:hAnsi="Times New Roman" w:cs="Times New Roman"/>
+          <w:sz w:val="24"/>
+        </w:rPr>
+        <w:t xml:space="preserve"> </w:t>
+      </w:r>
+      <w:proofErr w:type="spellStart"/>
+      <w:r>
+        <w:rPr>
+          <w:rFonts w:ascii="Times New Roman" w:hAnsi="Times New Roman" w:cs="Times New Roman"/>
+          <w:sz w:val="24"/>
+        </w:rPr>
+        <w:t>Lett</w:t>
+      </w:r>
+      <w:proofErr w:type="spellEnd"/>
+      <w:r>
+        <w:rPr>
+          <w:rFonts w:ascii="Times New Roman" w:hAnsi="Times New Roman" w:cs="Times New Roman"/>
+          <w:sz w:val="24"/>
+        </w:rPr>
+        <w:t>. 123, 158–166 (2026). https://doi.org/10.1134/S0021364025610553 (Q2, IF: 1.3)</w:t>
+      </w:r>
+    </w:p>
+    <w:p>
+      <w:pPr>
+        <w:spacing w:after="0" w:line="240" w:lineRule="auto"/>
+        <w:rPr>
+          <w:rFonts w:ascii="Times New Roman" w:hAnsi="Times New Roman" w:cs="Times New Roman"/>
+          <w:sz w:val="24"/>
+        </w:rPr>
+      </w:pPr>
+    </w:p>
+    <w:p>
+      <w:pPr>
+        <w:spacing w:after="0" w:line="240" w:lineRule="auto"/>
+        <w:rPr>
           <w:rFonts w:ascii="Times New Roman" w:eastAsia="Times New Roman" w:hAnsi="Times New Roman" w:cs="Times New Roman"/>
           <w:sz w:val="24"/>
           <w:szCs w:val="24"/>
           <w:lang w:eastAsia="ru-RU"/>
         </w:rPr>
       </w:pPr>
-    </w:p>
-    <w:p>
-      <w:pPr>
-        <w:spacing w:after="0" w:line="240" w:lineRule="auto"/>
+      <w:r>
         <w:rPr>
           <w:rFonts w:ascii="Times New Roman" w:eastAsia="Times New Roman" w:hAnsi="Times New Roman" w:cs="Times New Roman"/>
           <w:sz w:val="24"/>
           <w:szCs w:val="24"/>
           <w:lang w:eastAsia="ru-RU"/>
         </w:rPr>
-      </w:pPr>
+        <w:t xml:space="preserve">Подтверждаю </w:t>
+      </w:r>
+      <w:proofErr w:type="spellStart"/>
       <w:r>
         <w:rPr>
           <w:rFonts w:ascii="Times New Roman" w:eastAsia="Times New Roman" w:hAnsi="Times New Roman" w:cs="Times New Roman"/>
@@ -1207,7 +3913,17 @@
           <w:szCs w:val="24"/>
           <w:lang w:eastAsia="ru-RU"/>
         </w:rPr>
-        <w:t>Подтверждаю неаффилированность с соискателем ученой степени, а именно:</w:t>
+        <w:t>неаффилированность</w:t>
+      </w:r>
+      <w:proofErr w:type="spellEnd"/>
+      <w:r>
+        <w:rPr>
+          <w:rFonts w:ascii="Times New Roman" w:eastAsia="Times New Roman" w:hAnsi="Times New Roman" w:cs="Times New Roman"/>
+          <w:sz w:val="24"/>
+          <w:szCs w:val="24"/>
+          <w:lang w:eastAsia="ru-RU"/>
+        </w:rPr>
+        <w:t xml:space="preserve"> с соискателем ученой степени, а именно:</w:t>
       </w:r>
     </w:p>
     <w:p>
@@ -2094,6 +4810,7 @@
         </w:rPr>
         <w:t xml:space="preserve">Подпись ______________ / </w:t>
       </w:r>
+      <w:proofErr w:type="spellStart"/>
       <w:r>
         <w:rPr>
           <w:rFonts w:ascii="Times New Roman" w:eastAsia="Times New Roman" w:hAnsi="Times New Roman" w:cs="Times New Roman"/>
@@ -2104,7 +4821,20 @@
           <w:szCs w:val="24"/>
           <w:lang w:eastAsia="ru-RU"/>
         </w:rPr>
-        <w:t>Иногамов Н.А.</w:t>
+        <w:t>Иногамов</w:t>
+      </w:r>
+      <w:proofErr w:type="spellEnd"/>
+      <w:r>
+        <w:rPr>
+          <w:rFonts w:ascii="Times New Roman" w:eastAsia="Times New Roman" w:hAnsi="Times New Roman" w:cs="Times New Roman"/>
+          <w:i/>
+          <w:iCs/>
+          <w:color w:val="000000"/>
+          <w:sz w:val="24"/>
+          <w:szCs w:val="24"/>
+          <w:lang w:eastAsia="ru-RU"/>
+        </w:rPr>
+        <w:t xml:space="preserve"> Н.А.</w:t>
       </w:r>
     </w:p>
     <w:sectPr>
@@ -2321,6 +5051,92 @@
     </w:lvl>
   </w:abstractNum>
   <w:abstractNum w:abstractNumId="2" w15:restartNumberingAfterBreak="0">
+    <w:nsid w:val="323606A9"/>
+    <w:multiLevelType w:val="hybridMultilevel"/>
+    <w:tmpl w:val="4A82F482"/>
+    <w:lvl w:ilvl="0" w:tplc="0419000F">
+      <w:start w:val="1"/>
+      <w:numFmt w:val="decimal"/>
+      <w:lvlText w:val="%1."/>
+      <w:lvlJc w:val="left"/>
+      <w:pPr>
+        <w:ind w:left="720" w:hanging="360"/>
+      </w:pPr>
+    </w:lvl>
+    <w:lvl w:ilvl="1" w:tplc="04190019" w:tentative="1">
+      <w:start w:val="1"/>
+      <w:numFmt w:val="lowerLetter"/>
+      <w:lvlText w:val="%2."/>
+      <w:lvlJc w:val="left"/>
+      <w:pPr>
+        <w:ind w:left="1440" w:hanging="360"/>
+      </w:pPr>
+    </w:lvl>
+    <w:lvl w:ilvl="2" w:tplc="0419001B" w:tentative="1">
+      <w:start w:val="1"/>
+      <w:numFmt w:val="lowerRoman"/>
+      <w:lvlText w:val="%3."/>
+      <w:lvlJc w:val="right"/>
+      <w:pPr>
+        <w:ind w:left="2160" w:hanging="180"/>
+      </w:pPr>
+    </w:lvl>
+    <w:lvl w:ilvl="3" w:tplc="0419000F" w:tentative="1">
+      <w:start w:val="1"/>
+      <w:numFmt w:val="decimal"/>
+      <w:lvlText w:val="%4."/>
+      <w:lvlJc w:val="left"/>
+      <w:pPr>
+        <w:ind w:left="2880" w:hanging="360"/>
+      </w:pPr>
+    </w:lvl>
+    <w:lvl w:ilvl="4" w:tplc="04190019" w:tentative="1">
+      <w:start w:val="1"/>
+      <w:numFmt w:val="lowerLetter"/>
+      <w:lvlText w:val="%5."/>
+      <w:lvlJc w:val="left"/>
+      <w:pPr>
+        <w:ind w:left="3600" w:hanging="360"/>
+      </w:pPr>
+    </w:lvl>
+    <w:lvl w:ilvl="5" w:tplc="0419001B" w:tentative="1">
+      <w:start w:val="1"/>
+      <w:numFmt w:val="lowerRoman"/>
+      <w:lvlText w:val="%6."/>
+      <w:lvlJc w:val="right"/>
+      <w:pPr>
+        <w:ind w:left="4320" w:hanging="180"/>
+      </w:pPr>
+    </w:lvl>
+    <w:lvl w:ilvl="6" w:tplc="0419000F" w:tentative="1">
+      <w:start w:val="1"/>
+      <w:numFmt w:val="decimal"/>
+      <w:lvlText w:val="%7."/>
+      <w:lvlJc w:val="left"/>
+      <w:pPr>
+        <w:ind w:left="5040" w:hanging="360"/>
+      </w:pPr>
+    </w:lvl>
+    <w:lvl w:ilvl="7" w:tplc="04190019" w:tentative="1">
+      <w:start w:val="1"/>
+      <w:numFmt w:val="lowerLetter"/>
+      <w:lvlText w:val="%8."/>
+      <w:lvlJc w:val="left"/>
+      <w:pPr>
+        <w:ind w:left="5760" w:hanging="360"/>
+      </w:pPr>
+    </w:lvl>
+    <w:lvl w:ilvl="8" w:tplc="0419001B" w:tentative="1">
+      <w:start w:val="1"/>
+      <w:numFmt w:val="lowerRoman"/>
+      <w:lvlText w:val="%9."/>
+      <w:lvlJc w:val="right"/>
+      <w:pPr>
+        <w:ind w:left="6480" w:hanging="180"/>
+      </w:pPr>
+    </w:lvl>
+  </w:abstractNum>
+  <w:abstractNum w:abstractNumId="3" w15:restartNumberingAfterBreak="0">
     <w:nsid w:val="44F939CE"/>
     <w:multiLevelType w:val="hybridMultilevel"/>
     <w:tmpl w:val="D31C6EA6"/>
@@ -2409,10 +5225,10 @@
       </w:pPr>
     </w:lvl>
   </w:abstractNum>
-  <w:abstractNum w:abstractNumId="3" w15:restartNumberingAfterBreak="0">
+  <w:abstractNum w:abstractNumId="4" w15:restartNumberingAfterBreak="0">
     <w:nsid w:val="76A9157E"/>
     <w:multiLevelType w:val="hybridMultilevel"/>
-    <w:tmpl w:val="4FCA753C"/>
+    <w:tmpl w:val="BD88939E"/>
     <w:lvl w:ilvl="0" w:tplc="0419000F">
       <w:start w:val="1"/>
       <w:numFmt w:val="decimal"/>
@@ -2495,8 +5311,94 @@
       </w:pPr>
     </w:lvl>
   </w:abstractNum>
+  <w:abstractNum w:abstractNumId="5" w15:restartNumberingAfterBreak="0">
+    <w:nsid w:val="7CAD3A91"/>
+    <w:multiLevelType w:val="hybridMultilevel"/>
+    <w:tmpl w:val="0F2EABD8"/>
+    <w:lvl w:ilvl="0" w:tplc="0419000F">
+      <w:start w:val="1"/>
+      <w:numFmt w:val="decimal"/>
+      <w:lvlText w:val="%1."/>
+      <w:lvlJc w:val="left"/>
+      <w:pPr>
+        <w:ind w:left="720" w:hanging="360"/>
+      </w:pPr>
+    </w:lvl>
+    <w:lvl w:ilvl="1" w:tplc="04190019" w:tentative="1">
+      <w:start w:val="1"/>
+      <w:numFmt w:val="lowerLetter"/>
+      <w:lvlText w:val="%2."/>
+      <w:lvlJc w:val="left"/>
+      <w:pPr>
+        <w:ind w:left="1440" w:hanging="360"/>
+      </w:pPr>
+    </w:lvl>
+    <w:lvl w:ilvl="2" w:tplc="0419001B" w:tentative="1">
+      <w:start w:val="1"/>
+      <w:numFmt w:val="lowerRoman"/>
+      <w:lvlText w:val="%3."/>
+      <w:lvlJc w:val="right"/>
+      <w:pPr>
+        <w:ind w:left="2160" w:hanging="180"/>
+      </w:pPr>
+    </w:lvl>
+    <w:lvl w:ilvl="3" w:tplc="0419000F" w:tentative="1">
+      <w:start w:val="1"/>
+      <w:numFmt w:val="decimal"/>
+      <w:lvlText w:val="%4."/>
+      <w:lvlJc w:val="left"/>
+      <w:pPr>
+        <w:ind w:left="2880" w:hanging="360"/>
+      </w:pPr>
+    </w:lvl>
+    <w:lvl w:ilvl="4" w:tplc="04190019" w:tentative="1">
+      <w:start w:val="1"/>
+      <w:numFmt w:val="lowerLetter"/>
+      <w:lvlText w:val="%5."/>
+      <w:lvlJc w:val="left"/>
+      <w:pPr>
+        <w:ind w:left="3600" w:hanging="360"/>
+      </w:pPr>
+    </w:lvl>
+    <w:lvl w:ilvl="5" w:tplc="0419001B" w:tentative="1">
+      <w:start w:val="1"/>
+      <w:numFmt w:val="lowerRoman"/>
+      <w:lvlText w:val="%6."/>
+      <w:lvlJc w:val="right"/>
+      <w:pPr>
+        <w:ind w:left="4320" w:hanging="180"/>
+      </w:pPr>
+    </w:lvl>
+    <w:lvl w:ilvl="6" w:tplc="0419000F" w:tentative="1">
+      <w:start w:val="1"/>
+      <w:numFmt w:val="decimal"/>
+      <w:lvlText w:val="%7."/>
+      <w:lvlJc w:val="left"/>
+      <w:pPr>
+        <w:ind w:left="5040" w:hanging="360"/>
+      </w:pPr>
+    </w:lvl>
+    <w:lvl w:ilvl="7" w:tplc="04190019" w:tentative="1">
+      <w:start w:val="1"/>
+      <w:numFmt w:val="lowerLetter"/>
+      <w:lvlText w:val="%8."/>
+      <w:lvlJc w:val="left"/>
+      <w:pPr>
+        <w:ind w:left="5760" w:hanging="360"/>
+      </w:pPr>
+    </w:lvl>
+    <w:lvl w:ilvl="8" w:tplc="0419001B" w:tentative="1">
+      <w:start w:val="1"/>
+      <w:numFmt w:val="lowerRoman"/>
+      <w:lvlText w:val="%9."/>
+      <w:lvlJc w:val="right"/>
+      <w:pPr>
+        <w:ind w:left="6480" w:hanging="180"/>
+      </w:pPr>
+    </w:lvl>
+  </w:abstractNum>
   <w:num w:numId="1">
-    <w:abstractNumId w:val="2"/>
+    <w:abstractNumId w:val="3"/>
   </w:num>
   <w:num w:numId="2">
     <w:abstractNumId w:val="1"/>
@@ -2516,7 +5418,13 @@
     <w:lvlOverride w:ilvl="8"/>
   </w:num>
   <w:num w:numId="4">
-    <w:abstractNumId w:val="3"/>
+    <w:abstractNumId w:val="4"/>
+  </w:num>
+  <w:num w:numId="5">
+    <w:abstractNumId w:val="5"/>
+  </w:num>
+  <w:num w:numId="6">
+    <w:abstractNumId w:val="2"/>
   </w:num>
 </w:numbering>
 </file>
@@ -3055,6 +5963,29 @@
       <w:lang w:val="en-US"/>
     </w:rPr>
   </w:style>
+  <w:style w:type="character" w:styleId="a7">
+    <w:name w:val="Hyperlink"/>
+    <w:basedOn w:val="a0"/>
+    <w:uiPriority w:val="99"/>
+    <w:unhideWhenUsed/>
+    <w:rsid w:val="0032234E"/>
+    <w:rPr>
+      <w:color w:val="0000FF" w:themeColor="hyperlink"/>
+      <w:u w:val="single"/>
+    </w:rPr>
+  </w:style>
+  <w:style w:type="character" w:styleId="a8">
+    <w:name w:val="Unresolved Mention"/>
+    <w:basedOn w:val="a0"/>
+    <w:uiPriority w:val="99"/>
+    <w:semiHidden/>
+    <w:unhideWhenUsed/>
+    <w:rsid w:val="0032234E"/>
+    <w:rPr>
+      <w:color w:val="605E5C"/>
+      <w:shd w:val="clear" w:color="auto" w:fill="E1DFDD"/>
+    </w:rPr>
+  </w:style>
 </w:styles>
 </file>
 
